--- a/05_Brief_de_Oferta_VSL2_v2_Goat_Honey_Trick.docx
+++ b/05_Brief_de_Oferta_VSL2_v2_Goat_Honey_Trick.docx
@@ -169,14 +169,14 @@
           <w:rFonts w:ascii="Lexend" w:cs="Lexend" w:eastAsia="Lexend" w:hAnsi="Lexend"/>
           <w:rtl w:val="0"/>
         </w:rPr>
-        <w:t xml:space="preserve">HoneyBuck</w:t>
-      </w:r>
-      <w:r>
-        <w:rPr>
-          <w:rFonts w:ascii="Lexend" w:cs="Lexend" w:eastAsia="Lexend" w:hAnsi="Lexend"/>
-          <w:rtl w:val="0"/>
-        </w:rPr>
-        <w:t xml:space="preserve"> (nome provisório, ver hipóteses). Truque: </w:t>
+        <w:t xml:space="preserve">Goat Honey Rock</w:t>
+      </w:r>
+      <w:r>
+        <w:rPr>
+          <w:rFonts w:ascii="Lexend" w:cs="Lexend" w:eastAsia="Lexend" w:hAnsi="Lexend"/>
+          <w:rtl w:val="0"/>
+        </w:rPr>
+        <w:t xml:space="preserve"> (nome do produto, definido em 22/10/2026; grafia no rótulo e na tela: GOAT Honey Rock; nome curto de boca na copy e no checkout: GoatRock). Truque: </w:t>
       </w:r>
       <w:r>
         <w:rPr>
@@ -1820,7 +1820,7 @@
           <w:szCs w:val="26"/>
           <w:rtl w:val="0"/>
         </w:rPr>
-        <w:t xml:space="preserve">Nome 2 (produto): HoneyBuck</w:t>
+        <w:t xml:space="preserve">Nome 2 (produto): Goat Honey Rock (GOAT Honey Rock no rótulo; GoatRock como nome curto)</w:t>
       </w:r>
     </w:p>
     <w:p>
@@ -1840,7 +1840,7 @@
           <w:rFonts w:ascii="Lexend" w:cs="Lexend" w:eastAsia="Lexend" w:hAnsi="Lexend"/>
           <w:rtl w:val="0"/>
         </w:rPr>
-        <w:t xml:space="preserve">Justificativa: "Buck" é o bode macho, "buck wild" e "the buck stops here". Junta mel e animal numa palavra; soa como marca de prateleira sem ser nenhuma</w:t>
+        <w:t xml:space="preserve">Justificativa: Padrão Bull Soda Rise / JellyRock: o frasco repete o truque e acrescenta o resultado. GOAT em caixa alta força a leitura "o maior de todos"; "Rock" é duro feito pedra na própria palavra; linhagem validada (JellyRock). Anúncio diz Goat Honey Trick, frasco diz Goat Honey Rock, a copy encurta para GoatRock ("o GoatRock chega em 72 horas")</w:t>
       </w:r>
     </w:p>
     <w:p>
@@ -1868,7 +1868,7 @@
           <w:szCs w:val="26"/>
           <w:rtl w:val="0"/>
         </w:rPr>
-        <w:t xml:space="preserve">Nome 3 (garantia): The Buck Guarantee</w:t>
+        <w:t xml:space="preserve">Nome 3 (garantia): The GOAT Guarantee</w:t>
       </w:r>
     </w:p>
     <w:p>
@@ -1888,7 +1888,7 @@
           <w:rFonts w:ascii="Lexend" w:cs="Lexend" w:eastAsia="Lexend" w:hAnsi="Lexend"/>
           <w:rtl w:val="0"/>
         </w:rPr>
-        <w:t xml:space="preserve">Justificativa: "The buck stops here: fica com os frascos". 60 dias</w:t>
+        <w:t xml:space="preserve">Justificativa: "O maior de todos, ou fica com os frascos". 60 dias. (Alternativa de boca: "the buck stops here", se a copy quiser a frase)</w:t>
       </w:r>
     </w:p>
     <w:p>
@@ -1956,7 +1956,7 @@
           <w:rFonts w:ascii="Lexend" w:cs="Lexend" w:eastAsia="Lexend" w:hAnsi="Lexend"/>
           <w:rtl w:val="0"/>
         </w:rPr>
-        <w:t xml:space="preserve">Hook / thumbnail (A/B): Goat Honey Trick vs Texas Goat Trick — Um carrega a receita, o outro esconde o ingrediente; o CTR decide</w:t>
+        <w:t xml:space="preserve">Hook / thumbnail (A/B): Goat Honey Trick vs Texas Goat Trick — Um carrega a receita, o outro esconde o ingrediente; o CTR decide. O nome do produto nunca vai na thumb</w:t>
       </w:r>
     </w:p>
     <w:p>
@@ -2006,7 +2006,7 @@
         <w:rPr>
           <w:rtl w:val="0"/>
         </w:rPr>
-        <w:t xml:space="preserve">Hipóteses descartadas: Honey Baking Soda Goat Trick (vira 6ª de mel e 5ª de bicarbonato), Old Goat Trick como nome de produto (fica como frase de identidade no close), Billy Goat Ritual (comédia demais), Horny Goat Trick (string da prateleira).</w:t>
+        <w:t xml:space="preserve">Hipóteses descartadas (teste de nome de 22/10, mesmo checklist da VSL 1: até 4 sílabas, animal, veículo, promessa, linhagem, leitura ruim, string queimada, eco de marca, truque e produto separados, garantia derivável): HoneyBuck (repetia o veículo, sem promessa), BuckFil e GoatFil ("-fil" cheira a remédio, o motivo de SodaFil ter saído na VSL 1), HoneyFil (já roda: Red Honey – Honeyfil), GoatRock sozinho (perde o mel; fica como nome curto), Goat Honey Peak ("peak" soa 2024), HoneyGoat (sem promessa, genérico para registrar), Texas Goat Honey (5 sílabas, lê-se como pote de mel), GoldenGoat (marca de cannabis e bares), Honey Baking Soda Goat Trick (vira 6ª de mel e 5ª de bicarbonato), Old Goat Trick como produto (fica como frase de identidade no close), Billy Goat Ritual, Horny Goat qualquer coisa (string da prateleira). Pendente: checar "Goat Honey Rock" no USPTO e o domínio .com.</w:t>
       </w:r>
     </w:p>
     <w:p>
@@ -8985,7 +8985,7 @@
                 <w:szCs w:val="20"/>
                 <w:rtl w:val="0"/>
               </w:rPr>
-              <w:t xml:space="preserve">The Buck Guarantee: 60 dias, fica com os frascos; "quantas vezes um médico te ofereceu isso?"</w:t>
+              <w:t xml:space="preserve">The GOAT Guarantee: 60 dias, fica com os frascos; "quantas vezes um médico te ofereceu isso?"</w:t>
             </w:r>
           </w:p>
         </w:tc>
@@ -11661,7 +11661,7 @@
           <w:rFonts w:ascii="Lexend" w:cs="Lexend" w:eastAsia="Lexend" w:hAnsi="Lexend"/>
           <w:rtl w:val="0"/>
         </w:rPr>
-        <w:t xml:space="preserve"> The Buck Guarantee ("the buck stops here"). 60 dias, a mais completa das 3 base: "se não estiver duro feito pedra em 4 semanas, se não sentir desejo insaciável, se não satisfizer a sua mulher toda noite, ou até se não gostar da cor do frasco, devolvo cada centavo e você fica com os frascos"; "você não precisa dizer sim, só diga talvez".</w:t>
+        <w:t xml:space="preserve"> The GOAT Guarantee ("o maior de todos, ou fica com os frascos"). 60 dias, a mais completa das 3 base: "se não estiver duro feito pedra em 4 semanas, se não sentir desejo insaciável, se não satisfizer a sua mulher toda noite, ou até se não gostar da cor do frasco, devolvo cada centavo e você fica com os frascos"; "você não precisa dizer sim, só diga talvez".</w:t>
       </w:r>
     </w:p>
     <w:p>
@@ -11690,7 +11690,7 @@
           <w:rFonts w:ascii="Lexend" w:cs="Lexend" w:eastAsia="Lexend" w:hAnsi="Lexend"/>
           <w:rtl w:val="0"/>
         </w:rPr>
-        <w:t xml:space="preserve"> Pacino abre ("fui o primeiro; tenho 85") → viral → cronômetro → kits (empurrão de 6 pelo mecanismo: "3 meses reconstroem mas não terminam; o cimento recomeça e você volta em 90 dias pagando frete") → bônus → garantia → a namorada de 27 grávida + De Niro → litania "te mostrei a ciência, o laudo do Al, o Brandon, a Donna, o Sanjay" → dois caminhos (18 meses / 5 anos / 10 anos / o jantar com ela rindo pra outro homem vs botão verde, 72 h, caixa discreta, 4 dias duro, 14 dias Viagra no lixo, 30 dias, 3 meses) → "você é o homem que clica ou não é" → FOMO ("enquanto você hesita no sofá, outro homem já está clicando") → future pace do chuveiro → frase de homem broxa em P&amp;B antes do botão → 3 razões (lógica, mecânica, identidade: "o velho bode que ainda monta está enterrado sob 30 anos de cimento; volte a ser ele").</w:t>
+        <w:t xml:space="preserve"> Pacino abre ("fui o primeiro; tenho 85") → viral → cronômetro → kits (empurrão de 6 pelo mecanismo: "3 meses reconstroem mas não terminam; o cimento recomeça e você volta em 90 dias pagando frete") → bônus → garantia → a namorada de 27 grávida + De Niro → litania "te mostrei a ciência, o laudo do Al, o Brandon, a Donna, o Sanjay" → dois caminhos (18 meses / 5 anos / 10 anos / o jantar com ela rindo pra outro homem vs botão verde, 72 h, caixa discreta com o GoatRock, 4 dias duro, 14 dias Viagra no lixo, 30 dias, 3 meses) → "você é o homem que clica ou não é" → FOMO ("enquanto você hesita no sofá, outro homem já está clicando") → future pace do chuveiro → frase de homem broxa em P&amp;B antes do botão → 3 razões (lógica, mecânica, identidade: "o velho bode que ainda monta está enterrado sob 30 anos de cimento; volte a ser ele").</w:t>
       </w:r>
     </w:p>
     <w:p>
@@ -14373,7 +14373,7 @@
         <w:rPr>
           <w:rtl w:val="0"/>
         </w:rPr>
-        <w:t xml:space="preserve">Nome de produto (HoneyBuck vs Texas Goat): teste de thumbnail.</w:t>
+        <w:t xml:space="preserve">Nome do produto definido (Goat Honey Rock); falta checar USPTO e domínio .com. Thumb em A/B: Goat Honey Trick vs Texas Goat Trick.</w:t>
       </w:r>
     </w:p>
     <w:p>

--- a/05_Brief_de_Oferta_VSL2_v2_Goat_Honey_Trick.docx
+++ b/05_Brief_de_Oferta_VSL2_v2_Goat_Honey_Trick.docx
@@ -169,14 +169,14 @@
           <w:rFonts w:ascii="Lexend" w:cs="Lexend" w:eastAsia="Lexend" w:hAnsi="Lexend"/>
           <w:rtl w:val="0"/>
         </w:rPr>
-        <w:t xml:space="preserve">Goat Honey Rock</w:t>
-      </w:r>
-      <w:r>
-        <w:rPr>
-          <w:rFonts w:ascii="Lexend" w:cs="Lexend" w:eastAsia="Lexend" w:hAnsi="Lexend"/>
-          <w:rtl w:val="0"/>
-        </w:rPr>
-        <w:t xml:space="preserve"> (nome do produto, definido em 22/10/2026; grafia no rótulo e na tela: GOAT Honey Rock; nome curto de boca na copy e no checkout: GoatRock). Truque: </w:t>
+        <w:t xml:space="preserve">IronPulseX</w:t>
+      </w:r>
+      <w:r>
+        <w:rPr>
+          <w:rFonts w:ascii="Lexend" w:cs="Lexend" w:eastAsia="Lexend" w:hAnsi="Lexend"/>
+          <w:rtl w:val="0"/>
+        </w:rPr>
+        <w:t xml:space="preserve"> (nome do produto, decisão da empresa em 23/10/2026; grafia no rótulo e na tela: IronPulseX, com o X em destaque; nome de boca na copy e no checkout: IronPulseX, sem apelido). Truque: </w:t>
       </w:r>
       <w:r>
         <w:rPr>
@@ -1820,7 +1820,7 @@
           <w:szCs w:val="26"/>
           <w:rtl w:val="0"/>
         </w:rPr>
-        <w:t xml:space="preserve">Nome 2 (produto): Goat Honey Rock (GOAT Honey Rock no rótulo; GoatRock como nome curto)</w:t>
+        <w:t xml:space="preserve">Nome 2 (produto): IronPulseX</w:t>
       </w:r>
     </w:p>
     <w:p>
@@ -1840,7 +1840,7 @@
           <w:rFonts w:ascii="Lexend" w:cs="Lexend" w:eastAsia="Lexend" w:hAnsi="Lexend"/>
           <w:rtl w:val="0"/>
         </w:rPr>
-        <w:t xml:space="preserve">Justificativa: Padrão Bull Soda Rise / JellyRock: o frasco repete o truque e acrescenta o resultado. GOAT em caixa alta força a leitura "o maior de todos"; "Rock" é duro feito pedra na própria palavra; linhagem validada (JellyRock). Anúncio diz Goat Honey Trick, frasco diz Goat Honey Rock, a copy encurta para GoatRock ("o GoatRock chega em 72 horas")</w:t>
+        <w:t xml:space="preserve">Justificativa: Decisão da empresa (23/10). Leitura: "iron" = duro feito ferro, "pulse" = o sangue chegando, "X" = a fórmula. O frasco não repete o truque (padrão Alpha Erec: truque "Horse Jelly", produto "Alpha Erec"); o anúncio diz Goat Honey Trick, o frasco diz IronPulseX, a copy diz IronPulseX sem apelido ("o IronPulseX chega em 72 horas"). A tese liga o nome ao mecanismo: "Iron" é o resultado (duro feito ferro), "Pulse" é o sangue voltando a entrar na esponja</w:t>
       </w:r>
     </w:p>
     <w:p>
@@ -1868,7 +1868,7 @@
           <w:szCs w:val="26"/>
           <w:rtl w:val="0"/>
         </w:rPr>
-        <w:t xml:space="preserve">Nome 3 (garantia): The GOAT Guarantee</w:t>
+        <w:t xml:space="preserve">Nome 3 (garantia): The IronPulse Guarantee</w:t>
       </w:r>
     </w:p>
     <w:p>
@@ -1888,7 +1888,7 @@
           <w:rFonts w:ascii="Lexend" w:cs="Lexend" w:eastAsia="Lexend" w:hAnsi="Lexend"/>
           <w:rtl w:val="0"/>
         </w:rPr>
-        <w:t xml:space="preserve">Justificativa: "O maior de todos, ou fica com os frascos". 60 dias. (Alternativa de boca: "the buck stops here", se a copy quiser a frase)</w:t>
+        <w:t xml:space="preserve">Justificativa: "Duro feito ferro em 4 semanas, ou fica com os frascos". 60 dias. (Alternativa: The Buck Guarantee, "the buck stops here", se a copy quiser a frase do bode)</w:t>
       </w:r>
     </w:p>
     <w:p>
@@ -2006,7 +2006,7 @@
         <w:rPr>
           <w:rtl w:val="0"/>
         </w:rPr>
-        <w:t xml:space="preserve">Hipóteses descartadas (teste de nome de 22/10, mesmo checklist da VSL 1: até 4 sílabas, animal, veículo, promessa, linhagem, leitura ruim, string queimada, eco de marca, truque e produto separados, garantia derivável): HoneyBuck (repetia o veículo, sem promessa), BuckFil e GoatFil ("-fil" cheira a remédio, o motivo de SodaFil ter saído na VSL 1), HoneyFil (já roda: Red Honey – Honeyfil), GoatRock sozinho (perde o mel; fica como nome curto), Goat Honey Peak ("peak" soa 2024), HoneyGoat (sem promessa, genérico para registrar), Texas Goat Honey (5 sílabas, lê-se como pote de mel), GoldenGoat (marca de cannabis e bares), Honey Baking Soda Goat Trick (vira 6ª de mel e 5ª de bicarbonato), Old Goat Trick como produto (fica como frase de identidade no close), Billy Goat Ritual, Horny Goat qualquer coisa (string da prateleira). Pendente: checar "Goat Honey Rock" no USPTO e o domínio .com.</w:t>
+        <w:t xml:space="preserve">Hipóteses descartadas (teste de nome de 22/10, mesmo checklist da VSL 1: até 4 sílabas, animal, veículo, promessa, linhagem, leitura ruim, string queimada, eco de marca, truque e produto separados, garantia derivável): HoneyBuck (repetia o veículo, sem promessa), BuckFil e GoatFil ("-fil" cheira a remédio, o motivo de SodaFil ter saído na VSL 1), HoneyFil (já roda: Red Honey – Honeyfil), IronPulseX sozinho (perde o mel; fica como nome curto), Goat Honey Peak ("peak" soa 2024), HoneyGoat (sem promessa, genérico para registrar), Texas Goat Honey (5 sílabas, lê-se como pote de mel), GoldenGoat (marca de cannabis e bares), Honey Baking Soda Goat Trick (vira 6ª de mel e 5ª de bicarbonato), Old Goat Trick como produto (fica como frase de identidade no close), Billy Goat Ritual, Horny Goat qualquer coisa (string da prateleira). IronPulseX (definido em 22/10) foi substituído por IronPulseX por decisão da empresa em 23/10. Pendente: checar "IronPulseX" no USPTO e o domínio .com.</w:t>
       </w:r>
     </w:p>
     <w:p>
@@ -8985,7 +8985,7 @@
                 <w:szCs w:val="20"/>
                 <w:rtl w:val="0"/>
               </w:rPr>
-              <w:t xml:space="preserve">The GOAT Guarantee: 60 dias, fica com os frascos; "quantas vezes um médico te ofereceu isso?"</w:t>
+              <w:t xml:space="preserve">The IronPulse Guarantee: 60 dias, fica com os frascos; "quantas vezes um médico te ofereceu isso?"</w:t>
             </w:r>
           </w:p>
         </w:tc>
@@ -11661,7 +11661,7 @@
           <w:rFonts w:ascii="Lexend" w:cs="Lexend" w:eastAsia="Lexend" w:hAnsi="Lexend"/>
           <w:rtl w:val="0"/>
         </w:rPr>
-        <w:t xml:space="preserve"> The GOAT Guarantee ("o maior de todos, ou fica com os frascos"). 60 dias, a mais completa das 3 base: "se não estiver duro feito pedra em 4 semanas, se não sentir desejo insaciável, se não satisfizer a sua mulher toda noite, ou até se não gostar da cor do frasco, devolvo cada centavo e você fica com os frascos"; "você não precisa dizer sim, só diga talvez".</w:t>
+        <w:t xml:space="preserve"> The IronPulse Guarantee ("duro feito ferro em 4 semanas, ou fica com os frascos"). 60 dias, a mais completa das 3 base: "se não estiver duro feito pedra em 4 semanas, se não sentir desejo insaciável, se não satisfizer a sua mulher toda noite, ou até se não gostar da cor do frasco, devolvo cada centavo e você fica com os frascos"; "você não precisa dizer sim, só diga talvez".</w:t>
       </w:r>
     </w:p>
     <w:p>
@@ -11690,7 +11690,7 @@
           <w:rFonts w:ascii="Lexend" w:cs="Lexend" w:eastAsia="Lexend" w:hAnsi="Lexend"/>
           <w:rtl w:val="0"/>
         </w:rPr>
-        <w:t xml:space="preserve"> Pacino abre ("fui o primeiro; tenho 85") → viral → cronômetro → kits (empurrão de 6 pelo mecanismo: "3 meses reconstroem mas não terminam; o cimento recomeça e você volta em 90 dias pagando frete") → bônus → garantia → a namorada de 27 grávida + De Niro → litania "te mostrei a ciência, o laudo do Al, o Brandon, a Donna, o Sanjay" → dois caminhos (18 meses / 5 anos / 10 anos / o jantar com ela rindo pra outro homem vs botão verde, 72 h, caixa discreta com o GoatRock, 4 dias duro, 14 dias Viagra no lixo, 30 dias, 3 meses) → "você é o homem que clica ou não é" → FOMO ("enquanto você hesita no sofá, outro homem já está clicando") → future pace do chuveiro → frase de homem broxa em P&amp;B antes do botão → 3 razões (lógica, mecânica, identidade: "o velho bode que ainda monta está enterrado sob 30 anos de cimento; volte a ser ele").</w:t>
+        <w:t xml:space="preserve"> Pacino abre ("fui o primeiro; tenho 85") → viral → cronômetro → kits (empurrão de 6 pelo mecanismo: "3 meses reconstroem mas não terminam; o cimento recomeça e você volta em 90 dias pagando frete") → bônus → garantia → a namorada de 27 grávida + De Niro → litania "te mostrei a ciência, o laudo do Al, o Brandon, a Donna, o Sanjay" → dois caminhos (18 meses / 5 anos / 10 anos / o jantar com ela rindo pra outro homem vs botão verde, 72 h, caixa discreta com o IronPulseX, 4 dias duro, 14 dias Viagra no lixo, 30 dias, 3 meses) → "você é o homem que clica ou não é" → FOMO ("enquanto você hesita no sofá, outro homem já está clicando") → future pace do chuveiro → frase de homem broxa em P&amp;B antes do botão → 3 razões (lógica, mecânica, identidade: "o velho bode que ainda monta está enterrado sob 30 anos de cimento; volte a ser ele").</w:t>
       </w:r>
     </w:p>
     <w:p>
@@ -14373,7 +14373,7 @@
         <w:rPr>
           <w:rtl w:val="0"/>
         </w:rPr>
-        <w:t xml:space="preserve">Nome do produto definido (Goat Honey Rock); falta checar USPTO e domínio .com. Thumb em A/B: Goat Honey Trick vs Texas Goat Trick.</w:t>
+        <w:t xml:space="preserve">Nome do produto definido pela empresa (IronPulseX); falta checar USPTO e domínio .com. Thumb em A/B: Goat Honey Trick vs Texas Goat Trick.</w:t>
       </w:r>
     </w:p>
     <w:p>

--- a/05_Brief_de_Oferta_VSL2_v2_Goat_Honey_Trick.docx
+++ b/05_Brief_de_Oferta_VSL2_v2_Goat_Honey_Trick.docx
@@ -1868,7 +1868,7 @@
           <w:szCs w:val="26"/>
           <w:rtl w:val="0"/>
         </w:rPr>
-        <w:t xml:space="preserve">Nome 3 (garantia): The IronPulse Guarantee</w:t>
+        <w:t xml:space="preserve">Nome 3 (garantia): The GOAT Guarantee</w:t>
       </w:r>
     </w:p>
     <w:p>
@@ -1888,7 +1888,7 @@
           <w:rFonts w:ascii="Lexend" w:cs="Lexend" w:eastAsia="Lexend" w:hAnsi="Lexend"/>
           <w:rtl w:val="0"/>
         </w:rPr>
-        <w:t xml:space="preserve">Justificativa: "Duro feito ferro em 4 semanas, ou fica com os frascos". 60 dias. (Alternativa: The Buck Guarantee, "the buck stops here", se a copy quiser a frase do bode)</w:t>
+        <w:t xml:space="preserve">Justificativa: "O maior de todos, ou fica com os frascos". 60 dias. Mantida com a troca do produto para IronPulseX (decisão do Marcos, 23/10): a garantia carrega o bode e o truque, o frasco carrega a marca</w:t>
       </w:r>
     </w:p>
     <w:p>
@@ -8985,7 +8985,7 @@
                 <w:szCs w:val="20"/>
                 <w:rtl w:val="0"/>
               </w:rPr>
-              <w:t xml:space="preserve">The IronPulse Guarantee: 60 dias, fica com os frascos; "quantas vezes um médico te ofereceu isso?"</w:t>
+              <w:t xml:space="preserve">The GOAT Guarantee: 60 dias, fica com os frascos; "quantas vezes um médico te ofereceu isso?"</w:t>
             </w:r>
           </w:p>
         </w:tc>
@@ -11661,7 +11661,7 @@
           <w:rFonts w:ascii="Lexend" w:cs="Lexend" w:eastAsia="Lexend" w:hAnsi="Lexend"/>
           <w:rtl w:val="0"/>
         </w:rPr>
-        <w:t xml:space="preserve"> The IronPulse Guarantee ("duro feito ferro em 4 semanas, ou fica com os frascos"). 60 dias, a mais completa das 3 base: "se não estiver duro feito pedra em 4 semanas, se não sentir desejo insaciável, se não satisfizer a sua mulher toda noite, ou até se não gostar da cor do frasco, devolvo cada centavo e você fica com os frascos"; "você não precisa dizer sim, só diga talvez".</w:t>
+        <w:t xml:space="preserve"> The GOAT Guarantee ("o maior de todos, ou fica com os frascos"). 60 dias, a mais completa das 3 base: "se não estiver duro feito pedra em 4 semanas, se não sentir desejo insaciável, se não satisfizer a sua mulher toda noite, ou até se não gostar da cor do frasco, devolvo cada centavo e você fica com os frascos"; "você não precisa dizer sim, só diga talvez".</w:t>
       </w:r>
     </w:p>
     <w:p>

--- a/05_Brief_de_Oferta_VSL2_v2_Goat_Honey_Trick.docx
+++ b/05_Brief_de_Oferta_VSL2_v2_Goat_Honey_Trick.docx
@@ -192,7 +192,55 @@
           <w:rFonts w:ascii="Lexend" w:cs="Lexend" w:eastAsia="Lexend" w:hAnsi="Lexend"/>
           <w:rtl w:val="0"/>
         </w:rPr>
-        <w:t xml:space="preserve">. Goma, 1 ao dia em jejum (+40% de absorção). Quatro compostos em sinergia, nos 4 verbos: </w:t>
+        <w:t xml:space="preserve">. Goma, 1 ao dia em jejum (+40% de absorção). Quatro compostos em sinergia, nos 4 verbos, na ordem da Soda Horse (fórmula fechada em 23/10): </w:t>
+      </w:r>
+      <w:r>
+        <w:rPr>
+          <w:b w:val="1"/>
+          <w:bCs w:val="1"/>
+          <w:rFonts w:ascii="Lexend" w:cs="Lexend" w:eastAsia="Lexend" w:hAnsi="Lexend"/>
+          <w:rtl w:val="0"/>
+        </w:rPr>
+        <w:t xml:space="preserve">Dissolver</w:t>
+      </w:r>
+      <w:r>
+        <w:rPr>
+          <w:rFonts w:ascii="Lexend" w:cs="Lexend" w:eastAsia="Lexend" w:hAnsi="Lexend"/>
+          <w:rtl w:val="0"/>
+        </w:rPr>
+        <w:t xml:space="preserve"> (bicarbonato de sódio em preparo tamponado, "do jeito que o criador põe no cocho"), </w:t>
+      </w:r>
+      <w:r>
+        <w:rPr>
+          <w:b w:val="1"/>
+          <w:bCs w:val="1"/>
+          <w:rFonts w:ascii="Lexend" w:cs="Lexend" w:eastAsia="Lexend" w:hAnsi="Lexend"/>
+          <w:rtl w:val="0"/>
+        </w:rPr>
+        <w:t xml:space="preserve">Reconstruir</w:t>
+      </w:r>
+      <w:r>
+        <w:rPr>
+          <w:rFonts w:ascii="Lexend" w:cs="Lexend" w:eastAsia="Lexend" w:hAnsi="Lexend"/>
+          <w:rtl w:val="0"/>
+        </w:rPr>
+        <w:t xml:space="preserve"> (o herói: mel padronizado em icariina a 60%, o único mel do mundo rico no composto, porque a colmeia fica dentro da cerca do curral), </w:t>
+      </w:r>
+      <w:r>
+        <w:rPr>
+          <w:b w:val="1"/>
+          <w:bCs w:val="1"/>
+          <w:rFonts w:ascii="Lexend" w:cs="Lexend" w:eastAsia="Lexend" w:hAnsi="Lexend"/>
+          <w:rtl w:val="0"/>
+        </w:rPr>
+        <w:t xml:space="preserve">Proteger</w:t>
+      </w:r>
+      <w:r>
+        <w:rPr>
+          <w:rFonts w:ascii="Lexend" w:cs="Lexend" w:eastAsia="Lexend" w:hAnsi="Lexend"/>
+          <w:rtl w:val="0"/>
+        </w:rPr>
+        <w:t xml:space="preserve"> (extrato de casca de pinheiro marítimo francês), </w:t>
       </w:r>
       <w:r>
         <w:rPr>
@@ -208,55 +256,7 @@
           <w:rFonts w:ascii="Lexend" w:cs="Lexend" w:eastAsia="Lexend" w:hAnsi="Lexend"/>
           <w:rtl w:val="0"/>
         </w:rPr>
-        <w:t xml:space="preserve"> (a flor do bode: Epimedium padronizado em icariina alta, processada em mel como os pastores faziam, com absorção), </w:t>
-      </w:r>
-      <w:r>
-        <w:rPr>
-          <w:b w:val="1"/>
-          <w:bCs w:val="1"/>
-          <w:rFonts w:ascii="Lexend" w:cs="Lexend" w:eastAsia="Lexend" w:hAnsi="Lexend"/>
-          <w:rtl w:val="0"/>
-        </w:rPr>
-        <w:t xml:space="preserve">Dissolver</w:t>
-      </w:r>
-      <w:r>
-        <w:rPr>
-          <w:rFonts w:ascii="Lexend" w:cs="Lexend" w:eastAsia="Lexend" w:hAnsi="Lexend"/>
-          <w:rtl w:val="0"/>
-        </w:rPr>
-        <w:t xml:space="preserve"> (bicarbonato de sódio em preparo tamponado, "do jeito que o criador põe no cocho"), </w:t>
-      </w:r>
-      <w:r>
-        <w:rPr>
-          <w:b w:val="1"/>
-          <w:bCs w:val="1"/>
-          <w:rFonts w:ascii="Lexend" w:cs="Lexend" w:eastAsia="Lexend" w:hAnsi="Lexend"/>
-          <w:rtl w:val="0"/>
-        </w:rPr>
-        <w:t xml:space="preserve">Reconstruir</w:t>
-      </w:r>
-      <w:r>
-        <w:rPr>
-          <w:rFonts w:ascii="Lexend" w:cs="Lexend" w:eastAsia="Lexend" w:hAnsi="Lexend"/>
-          <w:rtl w:val="0"/>
-        </w:rPr>
-        <w:t xml:space="preserve"> (extrato de veludo de galhada de alce + vitamina C), </w:t>
-      </w:r>
-      <w:r>
-        <w:rPr>
-          <w:b w:val="1"/>
-          <w:bCs w:val="1"/>
-          <w:rFonts w:ascii="Lexend" w:cs="Lexend" w:eastAsia="Lexend" w:hAnsi="Lexend"/>
-          <w:rtl w:val="0"/>
-        </w:rPr>
-        <w:t xml:space="preserve">Proteger</w:t>
-      </w:r>
-      <w:r>
-        <w:rPr>
-          <w:rFonts w:ascii="Lexend" w:cs="Lexend" w:eastAsia="Lexend" w:hAnsi="Lexend"/>
-          <w:rtl w:val="0"/>
-        </w:rPr>
-        <w:t xml:space="preserve"> (extrato de casca de pinheiro marítimo francês). Fabricado em laboratório independente, sem dono farmacêutico. Protocolo de 6 meses. [VALIDADO] fórmula de 4 verbos (5/5) · [NOVO] herói fora da prateleira, universo do bode.</w:t>
+        <w:t xml:space="preserve"> (Tongkat Ali padronizado). Fabricado em laboratório independente, sem dono farmacêutico. Protocolo de 6 meses. [VALIDADO] fórmula de 4 verbos (5/5) · [NOVO] herói fora da prateleira, universo do bode.</w:t>
       </w:r>
     </w:p>
     <w:p>
@@ -314,7 +314,7 @@
           <w:rFonts w:ascii="Lexend" w:cs="Lexend" w:eastAsia="Lexend" w:hAnsi="Lexend"/>
           <w:rtl w:val="0"/>
         </w:rPr>
-        <w:t xml:space="preserve"> o estômago é ácido; a flor sozinha não passa. O bicarbonato neutraliza o ácido pelo tempo que a fórmula precisa para chegar inteira ao intestino, onde é absorvida: "sozinha, 10% chega; com o bicarbonato, passa 100%". Callback obrigatório: "bicarbonato puro só te faz arrotar; é a ordem e a mistura". [VALIDADO] reason why do preparo (Soda Horse, Bull Soda Rise). Nota de precisão para a copy: a parte ácida é o estômago; dizer "neutraliza o ácido do estômago para a fórmula chegar inteira ao intestino" é a frase à prova de médico no comentário.</w:t>
+        <w:t xml:space="preserve"> o estômago é ácido; o composto do mel sozinho não passa. O bicarbonato neutraliza o ácido pelo tempo que a fórmula precisa para chegar inteira ao intestino, onde é absorvida: "sozinha, 10% chega; com o bicarbonato, passa 100%". Callback obrigatório: "bicarbonato puro só te faz arrotar; é a ordem e a mistura". [VALIDADO] reason why do preparo (Soda Horse, Bull Soda Rise). Nota de precisão para a copy: a parte ácida é o estômago; dizer "neutraliza o ácido do estômago para a fórmula chegar inteira ao intestino" é a frase à prova de médico no comentário.</w:t>
       </w:r>
     </w:p>
     <w:p>
@@ -354,7 +354,7 @@
           <w:rFonts w:ascii="Lexend" w:cs="Lexend" w:eastAsia="Lexend" w:hAnsi="Lexend"/>
           <w:rtl w:val="0"/>
         </w:rPr>
-        <w:t xml:space="preserve">Uma colher de mel com uma pitada de bicarbonato, do jeito que os criadores de bode do Hill Country jogam no cocho na época da monta, dissolve o cimento que está secando dentro do seu pau há 30 anos. Duro feito pedra sob comando, sem Viagra, em 14 dias. E devolve as polegadas que o cimento roubou: 2 a 3 polegadas em 30 dias. "A mesma erva do frasco de $14 que você já comprou; só que a flor, não o talo, e do jeito que o bode que cobre 100 fêmeas come." [VALIDADO] promessa 14x Viagra / toalha / polegadas (Soda Horse).</w:t>
+        <w:t xml:space="preserve">Uma colher de mel com uma pitada de bicarbonato, do jeito que os criadores de bode do Hill Country jogam no cocho na época da monta, dissolve o cimento que está secando dentro do seu pau há 30 anos. Duro feito pedra sob comando, sem Viagra, em 14 dias. E devolve as polegadas que o cimento roubou: 2 a 3 polegadas em 30 dias. "O mesmo composto do frasco de $14 que você já comprou; só que no mel da colmeia que fica dentro da cerca do bode, a 60%, não no talo seco a 5%." [VALIDADO] promessa 14x Viagra / toalha / polegadas (Soda Horse).</w:t>
       </w:r>
     </w:p>
     <w:p>
@@ -1501,7 +1501,7 @@
           <w:rFonts w:ascii="Lexend" w:cs="Lexend" w:eastAsia="Lexend" w:hAnsi="Lexend"/>
           <w:rtl w:val="0"/>
         </w:rPr>
-        <w:t xml:space="preserve">Como o produto resolve (ordem do MUS: Reativar → Dissolver → Reconstruir → Proteger, porque o bode abre o bloco):</w:t>
+        <w:t xml:space="preserve">Como o produto resolve (ordem do MUS: a da Soda Horse, Dissolver → Reconstruir → Proteger → Reativar; o pó abre o bloco, o mel é o herói no Reconstruir; fórmula fechada em 23/10/2026):</w:t>
       </w:r>
       <w:r>
         <w:rPr>
@@ -1517,6 +1517,70 @@
           <w:rFonts w:ascii="Lexend" w:cs="Lexend" w:eastAsia="Lexend" w:hAnsi="Lexend"/>
           <w:rtl w:val="0"/>
         </w:rPr>
+        <w:t xml:space="preserve">Dissolver:</w:t>
+      </w:r>
+      <w:r>
+        <w:rPr>
+          <w:rFonts w:ascii="Lexend" w:cs="Lexend" w:eastAsia="Lexend" w:hAnsi="Lexend"/>
+          <w:rtl w:val="0"/>
+        </w:rPr>
+        <w:t xml:space="preserve"> bicarbonato preparado; puro só arrota; preparado, neutraliza o ácido para o composto do mel passar e solta a placa em fragmentos que saem na urina (urina escura na 1ª semana). </w:t>
+      </w:r>
+      <w:r>
+        <w:rPr>
+          <w:b w:val="1"/>
+          <w:bCs w:val="1"/>
+          <w:rFonts w:ascii="Lexend" w:cs="Lexend" w:eastAsia="Lexend" w:hAnsi="Lexend"/>
+          <w:rtl w:val="0"/>
+        </w:rPr>
+        <w:t xml:space="preserve">Reconstruir (herói):</w:t>
+      </w:r>
+      <w:r>
+        <w:rPr>
+          <w:rFonts w:ascii="Lexend" w:cs="Lexend" w:eastAsia="Lexend" w:hAnsi="Lexend"/>
+          <w:rtl w:val="0"/>
+        </w:rPr>
+        <w:t xml:space="preserve"> o mel da fazenda, o único mel do mundo rico em icariina (padronizado a 60%; o frasco de $14 tem 5 a 10%, de talo). </w:t>
+      </w:r>
+      <w:r>
+        <w:rPr>
+          <w:b w:val="1"/>
+          <w:bCs w:val="1"/>
+          <w:rFonts w:ascii="Lexend" w:cs="Lexend" w:eastAsia="Lexend" w:hAnsi="Lexend"/>
+          <w:rtl w:val="0"/>
+        </w:rPr>
+        <w:t xml:space="preserve">Por que é único (a trava escolhida, sem alongar):</w:t>
+      </w:r>
+      <w:r>
+        <w:rPr>
+          <w:rFonts w:ascii="Lexend" w:cs="Lexend" w:eastAsia="Lexend" w:hAnsi="Lexend"/>
+          <w:rtl w:val="0"/>
+        </w:rPr>
+        <w:t xml:space="preserve"> a colmeia fica dentro da cerca do curral, no pasto da erva que o bode come; a abelha não precisa sair da cerca; nessas 3 semanas de floração o mel é de uma erva só; o resto do ano, da mesma colmeia, não vale nada; o criador guarda o pote fechado até a monta. Estudos em rato mostram a icariina revertendo a fibrose cavernosa e refazendo o tecido elástico (liga o bode direto na esponja; entra no lugar do colágeno de Percheron da Soda Horse, com a régua e a ressonância). </w:t>
+      </w:r>
+      <w:r>
+        <w:rPr>
+          <w:b w:val="1"/>
+          <w:bCs w:val="1"/>
+          <w:rFonts w:ascii="Lexend" w:cs="Lexend" w:eastAsia="Lexend" w:hAnsi="Lexend"/>
+          <w:rtl w:val="0"/>
+        </w:rPr>
+        <w:t xml:space="preserve">Proteger:</w:t>
+      </w:r>
+      <w:r>
+        <w:rPr>
+          <w:rFonts w:ascii="Lexend" w:cs="Lexend" w:eastAsia="Lexend" w:hAnsi="Lexend"/>
+          <w:rtl w:val="0"/>
+        </w:rPr>
+        <w:t xml:space="preserve"> pinheiro marítimo ocupa o lugar onde o glifosato de amanhã grudaria e sobe óxido nítrico (Stanislavov 2003, 92%). </w:t>
+      </w:r>
+      <w:r>
+        <w:rPr>
+          <w:b w:val="1"/>
+          <w:bCs w:val="1"/>
+          <w:rFonts w:ascii="Lexend" w:cs="Lexend" w:eastAsia="Lexend" w:hAnsi="Lexend"/>
+          <w:rtl w:val="0"/>
+        </w:rPr>
         <w:t xml:space="preserve">Reativar:</w:t>
       </w:r>
       <w:r>
@@ -1524,55 +1588,23 @@
           <w:rFonts w:ascii="Lexend" w:cs="Lexend" w:eastAsia="Lexend" w:hAnsi="Lexend"/>
           <w:rtl w:val="0"/>
         </w:rPr>
-        <w:t xml:space="preserve"> a flor do bode em mel, icariina 60 a 98% (o frasco de $14 tem 5 a 10%, de talo), processada em mel como os pastores faziam, com absorção; estudos em rato mostram a icariina reduzindo fibrose cavernosa (liga o bode direto na esponja). </w:t>
-      </w:r>
-      <w:r>
-        <w:rPr>
-          <w:b w:val="1"/>
-          <w:bCs w:val="1"/>
-          <w:rFonts w:ascii="Lexend" w:cs="Lexend" w:eastAsia="Lexend" w:hAnsi="Lexend"/>
-          <w:rtl w:val="0"/>
-        </w:rPr>
-        <w:t xml:space="preserve">Dissolver:</w:t>
-      </w:r>
-      <w:r>
-        <w:rPr>
-          <w:rFonts w:ascii="Lexend" w:cs="Lexend" w:eastAsia="Lexend" w:hAnsi="Lexend"/>
-          <w:rtl w:val="0"/>
-        </w:rPr>
-        <w:t xml:space="preserve"> bicarbonato preparado; puro só arrota; preparado, neutraliza o ácido para a flor passar e solta a placa em fragmentos que saem na urina (urina escura na 1ª semana). </w:t>
-      </w:r>
-      <w:r>
-        <w:rPr>
-          <w:b w:val="1"/>
-          <w:bCs w:val="1"/>
-          <w:rFonts w:ascii="Lexend" w:cs="Lexend" w:eastAsia="Lexend" w:hAnsi="Lexend"/>
-          <w:rtl w:val="0"/>
-        </w:rPr>
-        <w:t xml:space="preserve">Reconstruir:</w:t>
-      </w:r>
-      <w:r>
-        <w:rPr>
-          <w:rFonts w:ascii="Lexend" w:cs="Lexend" w:eastAsia="Lexend" w:hAnsi="Lexend"/>
-          <w:rtl w:val="0"/>
-        </w:rPr>
-        <w:t xml:space="preserve"> veludo de galhada de alce + vitamina C (o tecido que cresce 1 polegada/dia; sem vitamina C o corpo só faz cicatriz). </w:t>
-      </w:r>
-      <w:r>
-        <w:rPr>
-          <w:b w:val="1"/>
-          <w:bCs w:val="1"/>
-          <w:rFonts w:ascii="Lexend" w:cs="Lexend" w:eastAsia="Lexend" w:hAnsi="Lexend"/>
-          <w:rtl w:val="0"/>
-        </w:rPr>
-        <w:t xml:space="preserve">Proteger:</w:t>
-      </w:r>
-      <w:r>
-        <w:rPr>
-          <w:rFonts w:ascii="Lexend" w:cs="Lexend" w:eastAsia="Lexend" w:hAnsi="Lexend"/>
-          <w:rtl w:val="0"/>
-        </w:rPr>
-        <w:t xml:space="preserve"> pinheiro marítimo ocupa o lugar onde o glifosato de amanhã grudaria e sobe óxido nítrico (Stanislavov 2003, 92%).</w:t>
+        <w:t xml:space="preserve"> Tongkat Ali destrava os receptores de testosterona que o cimento silenciou (+28 a 40% de testosterona livre em 7 dias [VERIFICAR]); não é TRT, não pesa no fígado, não vira estrogênio. </w:t>
+      </w:r>
+      <w:r>
+        <w:rPr>
+          <w:b w:val="1"/>
+          <w:bCs w:val="1"/>
+          <w:rFonts w:ascii="Lexend" w:cs="Lexend" w:eastAsia="Lexend" w:hAnsi="Lexend"/>
+          <w:rtl w:val="0"/>
+        </w:rPr>
+        <w:t xml:space="preserve">O bode come os 4 no cocho (decisão de 23/10):</w:t>
+      </w:r>
+      <w:r>
+        <w:rPr>
+          <w:rFonts w:ascii="Lexend" w:cs="Lexend" w:eastAsia="Lexend" w:hAnsi="Lexend"/>
+          <w:rtl w:val="0"/>
+        </w:rPr>
+        <w:t xml:space="preserve"> o criador põe 4 coisas no cocho na época da monta: o pó (bicarbonato), o mel da colmeia, uma casca e uma raiz; o laboratório identificou a casca e a raiz (pinheiro e Tongkat) e padronizou os 4 na proporção do cocho para um estômago humano. Nota de plausibilidade para a copy: casca e raiz entram sem nome na boca do criador ("uma casca e uma raiz que o meu pai já usava"); o nome só na boca do Hyman, no MUS.</w:t>
       </w:r>
     </w:p>
     <w:p>
@@ -1601,7 +1633,7 @@
           <w:rFonts w:ascii="Lexend" w:cs="Lexend" w:eastAsia="Lexend" w:hAnsi="Lexend"/>
           <w:rtl w:val="0"/>
         </w:rPr>
-        <w:t xml:space="preserve"> o bode come o mesmo capim com Roundup e monta aos 12; o criador põe bicarbonato no cocho (prática documentada, tampão de rúmen) e mel na época da monta; "o bode não come o talo, come a flor". Viagra empurra sangue contra esponja que não absorve (balde na pedra). TRT é o sinal com o fio cortado. O frasco de $14 é talo seco que o ácido destrói. Prova visual: duas esponjas no vidro, uma absorve, a outra não (única demonstração de bancada das 3 base; herdar). RM 60% → 28% em 30 dias. Teste sem placebo: dois bodes irmãos, mesmo pasto, um com o cocho preparado e outro sem. Ereção matinal como diagnóstico. [VALIDADO] Soda Horse, Bull Soda Rise.</w:t>
+        <w:t xml:space="preserve"> o bode come o mesmo capim com Roundup e monta aos 12; o criador põe bicarbonato no cocho (prática documentada, tampão de rúmen) e, na época da monta, o mel da colmeia, uma casca e uma raiz; "o bode come o mel, não o talo". Viagra empurra sangue contra esponja que não absorve (balde na pedra). TRT é o sinal com o fio cortado. O frasco de $14 é talo seco que o ácido destrói. Prova visual: duas esponjas no vidro, uma absorve, a outra não (única demonstração de bancada das 3 base; herdar). RM 60% → 28% em 30 dias. Teste sem placebo: dois bodes irmãos, mesmo pasto, um com o cocho preparado e outro sem. Ereção matinal como diagnóstico. [VALIDADO] Soda Horse, Bull Soda Rise.</w:t>
       </w:r>
     </w:p>
     <w:p>
@@ -1995,7 +2027,7 @@
         <w:rPr>
           <w:rtl w:val="0"/>
         </w:rPr>
-        <w:t xml:space="preserve"> nunca escrever "horny goat weed" junto na copy: "a erva do bode" ou "a flor"; "horny goat weed" só quando se refere ao frasco de prateleira que falhou. Nunca "baking soda trick" junto (string queimada): "baking soda" aparece na receita, "Goat Honey Trick" aparece como nome. Nunca "Soda Horse", "JellyFil", "Horsewood" pelo nome: "o truque do cavalo", "o vídeo do garanhão".</w:t>
+        <w:t xml:space="preserve"> nunca escrever "horny goat weed" junto na copy: "a erva do bode" ou "o composto do mel"; nunca "flor" como herói (decisão de 23/10: o herói é o composto dentro do mel, não a planta); "horny goat weed" só quando se refere ao frasco de prateleira que falhou. Nunca "baking soda trick" junto (string queimada): "baking soda" aparece na receita, "Goat Honey Trick" aparece como nome. Nunca "Soda Horse", "JellyFil", "Horsewood" pelo nome: "o truque do cavalo", "o vídeo do garanhão".</w:t>
       </w:r>
     </w:p>
     <w:p>
@@ -6458,7 +6490,7 @@
         <w:rPr>
           <w:rtl w:val="0"/>
         </w:rPr>
-        <w:t xml:space="preserve"> na gravação da cozinha, o que o garoto mistura. "Aquilo não era mel de supermercado. Era mel escuro, de curral, com a flor dentro. O garoto tinha um tio criador de bode no Hill Country." Payoff do loop.</w:t>
+        <w:t xml:space="preserve"> na gravação da cozinha, o que o garoto mistura. "Aquilo não era mel de supermercado. Era mel escuro, de curral, da colmeia que fica dentro da cerca. O garoto tinha um tio criador de bode no Hill Country." Payoff do loop.</w:t>
       </w:r>
     </w:p>
     <w:p>
@@ -6949,7 +6981,7 @@
         <w:rPr>
           <w:rtl w:val="0"/>
         </w:rPr>
-        <w:t xml:space="preserve"> Balde de bicarbonato ao lado do cocho (tampão de rúmen, prática documentada, qualquer um confere no Google). O que não está em rótulo nenhum é o que vai junto na época da monta: o mel da flor.</w:t>
+        <w:t xml:space="preserve"> Balde de bicarbonato ao lado do cocho (tampão de rúmen, prática documentada, qualquer um confere no Google). O que não está em rótulo nenhum é o que vai junto na época da monta: o mel da colmeia que fica dentro da cerca, mais uma casca e uma raiz. Quatro coisas no cocho.</w:t>
       </w:r>
     </w:p>
     <w:p>
@@ -6966,13 +6998,13 @@
           <w:bCs w:val="1"/>
           <w:rtl w:val="0"/>
         </w:rPr>
-        <w:t xml:space="preserve">O bicarbonato é o que faz a flor chegar.</w:t>
-      </w:r>
-      <w:r>
-        <w:rPr>
-          <w:rtl w:val="0"/>
-        </w:rPr>
-        <w:t xml:space="preserve"> O estômago é ácido; sozinha, a flor é destruída (é por isso que o frasco de $14 falhou). Preparado, o bicarbonato neutraliza o ácido pelo tempo que a fórmula precisa para passar inteira ao intestino. "Sozinha, 10% chega. Com o bicarbonato, 100%." E solta a placa em fragmentos: urina escura na primeira semana. "Você vai literalmente mijar o cimento." Puro só arrota. Bode tem quatro estômagos; cavalo e homem têm um: por isso o preparo.</w:t>
+        <w:t xml:space="preserve">O bicarbonato é o que faz o composto do mel chegar.</w:t>
+      </w:r>
+      <w:r>
+        <w:rPr>
+          <w:rtl w:val="0"/>
+        </w:rPr>
+        <w:t xml:space="preserve"> O estômago é ácido; sozinho, o composto é destruído (é por isso que o frasco de $14 falhou). Preparado, o bicarbonato neutraliza o ácido pelo tempo que a fórmula precisa para passar inteira ao intestino. "Sozinha, 10% chega. Com o bicarbonato, 100%." E solta a placa em fragmentos: urina escura na primeira semana. "Você vai literalmente mijar o cimento." Puro só arrota. Bode tem quatro estômagos; cavalo e homem têm um: por isso o preparo.</w:t>
       </w:r>
     </w:p>
     <w:p>
@@ -6989,13 +7021,13 @@
           <w:bCs w:val="1"/>
           <w:rtl w:val="0"/>
         </w:rPr>
-        <w:t xml:space="preserve">A flor do bode reativa e dissolve.</w:t>
-      </w:r>
-      <w:r>
-        <w:rPr>
-          <w:rtl w:val="0"/>
-        </w:rPr>
-        <w:t xml:space="preserve"> Icariina a 60 a 98% (o frasco: 5 a 10%, de talo), processada em mel como os pastores faziam há 2.000 anos (absorção). Em rato, reduz a fibrose cavernosa; em homem, "a mesma erva, uma funciona e a outra não". Não é o talo, é a flor.</w:t>
+        <w:t xml:space="preserve">O mel da fazenda é o único mel do mundo rico em icariina, e é ele que reconstrói.</w:t>
+      </w:r>
+      <w:r>
+        <w:rPr>
+          <w:rtl w:val="0"/>
+        </w:rPr>
+        <w:t xml:space="preserve"> A colmeia fica dentro da cerca do curral, no pasto da erva que o bode come; a abelha não precisa sair da cerca; nas 3 semanas de floração o mel é de uma erva só; o resto do ano, da mesma colmeia, não vale nada. Padronizado a 60% (o frasco: 5 a 10%, de talo). Em rato, a icariina reverte a fibrose cavernosa e refaz o tecido elástico; em homem, "o mesmo composto: num funciona, no outro não". Não é o talo, é o mel. Entra com a régua e a ressonância (lugar do colágeno de Percheron).</w:t>
       </w:r>
     </w:p>
     <w:p>
@@ -7012,13 +7044,13 @@
           <w:bCs w:val="1"/>
           <w:rtl w:val="0"/>
         </w:rPr>
-        <w:t xml:space="preserve">Dissolver sozinho deixa a esponja frouxa.</w:t>
-      </w:r>
-      <w:r>
-        <w:rPr>
-          <w:rtl w:val="0"/>
-        </w:rPr>
-        <w:t xml:space="preserve"> Precisa reconstruir com o único tecido que renasce inteiro: veludo de galhada de alce + vitamina C (1 polegada por dia; a NFL baniu o extrato em 2013 porque funcionava). "Não é o colágeno de pote pra ruga, que o ácido destrói; é tecido que cresce."</w:t>
+        <w:t xml:space="preserve">Reativar: os receptores que o cimento silenciou.</w:t>
+      </w:r>
+      <w:r>
+        <w:rPr>
+          <w:rtl w:val="0"/>
+        </w:rPr>
+        <w:t xml:space="preserve"> Tongkat Ali destrava os receptores de testosterona que já existem dentro da esponja; não é TRT, não pesa no fígado, não vira estrogênio; +28 a 40% de testosterona livre em 7 dias [VERIFICAR]. "TRT aperta o interruptor com o fio cortado; a raiz emenda o fio." É a raiz que o criador põe no cocho.</w:t>
       </w:r>
     </w:p>
     <w:p>
@@ -7087,7 +7119,7 @@
         <w:rPr>
           <w:rtl w:val="0"/>
         </w:rPr>
-        <w:t xml:space="preserve"> O ritual (colher de mel + pitada de bicarbonato em água morna) é a prova; a goma é o protocolo: dose exata ("abaixo disso o ácido destrói antes"), flor a 60%+ que só a fazenda única concentra, 14 meses de laboratório para estabilizar em goma, equipamento só no Hill Country ("não existe similar, não existe genérico, não vai existir em 5 anos").</w:t>
+        <w:t xml:space="preserve"> O ritual (colher de mel + pitada de bicarbonato em água morna) é a prova; a goma é o protocolo: dose exata ("abaixo disso o ácido destrói antes"), o mel da colmeia dentro da cerca, que só a fazenda tem, 14 meses de laboratório para estabilizar em goma, equipamento só no Hill Country ("não existe similar, não existe genérico, não vai existir em 5 anos").</w:t>
       </w:r>
     </w:p>
     <w:p>
@@ -9252,7 +9284,7 @@
                 <w:szCs w:val="20"/>
                 <w:rtl w:val="0"/>
               </w:rPr>
-              <w:t xml:space="preserve">Novo nesta oferta (bode, mel, bicarbonato, flor)</w:t>
+              <w:t xml:space="preserve">Novo nesta oferta (bode, mel, bicarbonato, colmeia)</w:t>
             </w:r>
           </w:p>
         </w:tc>
@@ -9849,7 +9881,7 @@
                 <w:szCs w:val="20"/>
                 <w:rtl w:val="0"/>
               </w:rPr>
-              <w:t xml:space="preserve">O frasco de $14 aberto na bancada: talo seco no pires ao lado da flor fresca</w:t>
+              <w:t xml:space="preserve">O frasco de $14 aberto na bancada: talo seco no pires ao lado de uma colher do mel da fazenda</w:t>
             </w:r>
             <w:r>
               <w:rPr>
@@ -11108,7 +11140,7 @@
                 <w:szCs w:val="20"/>
                 <w:rtl w:val="0"/>
               </w:rPr>
-              <w:t xml:space="preserve">talo no pires vs flor; 1 vs 4 estômagos; manequim vs bode · aviso da FDA (honey pack)</w:t>
+              <w:t xml:space="preserve">talo no pires vs mel da fazenda; 1 vs 4 estômagos; manequim vs bode · aviso da FDA (honey pack)</w:t>
             </w:r>
           </w:p>
         </w:tc>
@@ -11574,7 +11606,7 @@
           <w:rFonts w:ascii="Lexend" w:cs="Lexend" w:eastAsia="Lexend" w:hAnsi="Lexend"/>
           <w:rtl w:val="0"/>
         </w:rPr>
-        <w:t xml:space="preserve"> 67 frascos; a fazenda única (equipamento de concentração da flor só lá); "o bode tem o próprio ritmo", próximo lote 90 a 120 dias; cronômetro 15 min; prova social em camadas (vídeo passou de 5 milhões de views, checkout "34 pessoas acabaram de comprar", armazém esvaziando) [VALIDADO] Horse Jelly.</w:t>
+        <w:t xml:space="preserve"> 67 frascos; a fazenda única (a colmeia dentro da cerca; 3 semanas por ano; uma colheita); "o bode tem o próprio ritmo", próximo lote 90 a 120 dias; cronômetro 15 min; prova social em camadas (vídeo passou de 5 milhões de views, checkout "34 pessoas acabaram de comprar", armazém esvaziando) [VALIDADO] Horse Jelly.</w:t>
       </w:r>
     </w:p>
     <w:p>
@@ -12443,7 +12475,7 @@
                 <w:szCs w:val="20"/>
                 <w:rtl w:val="0"/>
               </w:rPr>
-              <w:t xml:space="preserve">"Você comprou o frasco com o bode no rótulo. Tomou 30 dias. Nada. Não foi você. O bode não come o talo. O bode come a flor, em mel, e o criador põe o pó no cocho pra flor passar." Remoção de culpa aplicada à compra anterior.</w:t>
+              <w:t xml:space="preserve">"Você comprou o frasco com o bode no rótulo. Tomou 30 dias. Nada. Não foi você. O bode não come o talo. O bode come o mel da colmeia que fica dentro da cerca dele, e o criador põe o pó no cocho pro composto passar." Remoção de culpa aplicada à compra anterior.</w:t>
             </w:r>
           </w:p>
         </w:tc>
@@ -13033,6 +13065,132 @@
           </w:p>
         </w:tc>
       </w:tr>
+      <w:tr>
+        <w:trPr>
+          <w:cantSplit w:val="0"/>
+          <w:trHeight w:val="870" w:hRule="atLeast"/>
+          <w:tblHeader w:val="0"/>
+        </w:trPr>
+        <w:tc>
+          <w:tcPr>
+            <w:tcBorders>
+              <w:top w:color="000000" w:space="0" w:sz="0" w:val="nil"/>
+              <w:left w:color="000000" w:space="0" w:sz="0" w:val="nil"/>
+              <w:bottom w:color="000000" w:space="0" w:sz="0" w:val="nil"/>
+              <w:right w:color="000000" w:space="0" w:sz="0" w:val="nil"/>
+            </w:tcBorders>
+            <w:tcMar>
+              <w:top w:w="100.0" w:type="dxa"/>
+              <w:left w:w="100.0" w:type="dxa"/>
+              <w:bottom w:w="100.0" w:type="dxa"/>
+              <w:right w:w="100.0" w:type="dxa"/>
+            </w:tcMar>
+            <w:vAlign w:val="top"/>
+          </w:tcPr>
+          <w:p>
+            <w:pPr>
+              <w:spacing w:after="240" w:line="276" w:lineRule="auto"/>
+              <w:rPr>
+                <w:rFonts w:ascii="Roboto" w:cs="Roboto" w:eastAsia="Roboto" w:hAnsi="Roboto"/>
+                <w:sz w:val="20"/>
+                <w:szCs w:val="20"/>
+              </w:rPr>
+            </w:pPr>
+            <w:r>
+              <w:rPr>
+                <w:rFonts w:ascii="Roboto" w:cs="Roboto" w:eastAsia="Roboto" w:hAnsi="Roboto"/>
+                <w:sz w:val="20"/>
+                <w:szCs w:val="20"/>
+                <w:rtl w:val="0"/>
+              </w:rPr>
+              <w:t xml:space="preserve">[história]; icariina em pólen/néctar [VERIFICAR]</w:t>
+            </w:r>
+          </w:p>
+        </w:tc>
+        <w:tc>
+          <w:tcPr>
+            <w:tcBorders>
+              <w:top w:color="000000" w:space="0" w:sz="0" w:val="nil"/>
+              <w:left w:color="000000" w:space="0" w:sz="0" w:val="nil"/>
+              <w:bottom w:color="000000" w:space="0" w:sz="0" w:val="nil"/>
+              <w:right w:color="000000" w:space="0" w:sz="0" w:val="nil"/>
+            </w:tcBorders>
+            <w:tcMar>
+              <w:top w:w="100.0" w:type="dxa"/>
+              <w:left w:w="100.0" w:type="dxa"/>
+              <w:bottom w:w="100.0" w:type="dxa"/>
+              <w:right w:w="100.0" w:type="dxa"/>
+            </w:tcMar>
+            <w:vAlign w:val="top"/>
+          </w:tcPr>
+          <w:p>
+            <w:pPr>
+              <w:spacing w:after="240" w:line="276" w:lineRule="auto"/>
+              <w:rPr>
+                <w:rFonts w:ascii="Roboto" w:cs="Roboto" w:eastAsia="Roboto" w:hAnsi="Roboto"/>
+                <w:sz w:val="20"/>
+                <w:szCs w:val="20"/>
+              </w:rPr>
+            </w:pPr>
+            <w:r>
+              <w:rPr>
+                <w:b w:val="1"/>
+                <w:bCs w:val="1"/>
+                <w:rFonts w:ascii="Roboto" w:cs="Roboto" w:eastAsia="Roboto" w:hAnsi="Roboto"/>
+                <w:sz w:val="20"/>
+                <w:szCs w:val="20"/>
+                <w:rtl w:val="0"/>
+              </w:rPr>
+              <w:t xml:space="preserve">O único mel do mundo rico em icariina: a colmeia dentro da cerca.</w:t>
+            </w:r>
+            <w:r>
+              <w:rPr>
+                <w:rFonts w:ascii="Roboto" w:cs="Roboto" w:eastAsia="Roboto" w:hAnsi="Roboto"/>
+                <w:sz w:val="20"/>
+                <w:szCs w:val="20"/>
+                <w:rtl w:val="0"/>
+              </w:rPr>
+              <w:t xml:space="preserve"> A abelha voa 3 km; aqui não sai da cerca; 3 semanas de floração, uma erva só; o resto do ano não vale nada.</w:t>
+            </w:r>
+          </w:p>
+        </w:tc>
+        <w:tc>
+          <w:tcPr>
+            <w:tcBorders>
+              <w:top w:color="000000" w:space="0" w:sz="0" w:val="nil"/>
+              <w:left w:color="000000" w:space="0" w:sz="0" w:val="nil"/>
+              <w:bottom w:color="000000" w:space="0" w:sz="0" w:val="nil"/>
+              <w:right w:color="000000" w:space="0" w:sz="0" w:val="nil"/>
+            </w:tcBorders>
+            <w:tcMar>
+              <w:top w:w="100.0" w:type="dxa"/>
+              <w:left w:w="100.0" w:type="dxa"/>
+              <w:bottom w:w="100.0" w:type="dxa"/>
+              <w:right w:w="100.0" w:type="dxa"/>
+            </w:tcMar>
+            <w:vAlign w:val="top"/>
+          </w:tcPr>
+          <w:p>
+            <w:pPr>
+              <w:spacing w:after="240" w:line="276" w:lineRule="auto"/>
+              <w:rPr>
+                <w:rFonts w:ascii="Roboto" w:cs="Roboto" w:eastAsia="Roboto" w:hAnsi="Roboto"/>
+                <w:sz w:val="20"/>
+                <w:szCs w:val="20"/>
+              </w:rPr>
+            </w:pPr>
+            <w:r>
+              <w:rPr>
+                <w:rFonts w:ascii="Roboto" w:cs="Roboto" w:eastAsia="Roboto" w:hAnsi="Roboto"/>
+                <w:sz w:val="20"/>
+                <w:szCs w:val="20"/>
+                <w:rtl w:val="0"/>
+              </w:rPr>
+              <w:t xml:space="preserve">"O Manuka é o mel de uma flor. Este é o mel de um bode." Explica os 67 frascos e os 90 a 120 dias sem máquina.</w:t>
+            </w:r>
+          </w:p>
+        </w:tc>
+      </w:tr>
     </w:tbl>
     <w:p>
       <w:pPr>
@@ -13209,14 +13367,14 @@
           <w:rFonts w:ascii="Lexend" w:cs="Lexend" w:eastAsia="Lexend" w:hAnsi="Lexend"/>
           <w:rtl w:val="0"/>
         </w:rPr>
-        <w:t xml:space="preserve">Reativar (abre o bloco, com o Gupta no curral):</w:t>
-      </w:r>
-      <w:r>
-        <w:rPr>
-          <w:rFonts w:ascii="Lexend" w:cs="Lexend" w:eastAsia="Lexend" w:hAnsi="Lexend"/>
-          <w:rtl w:val="0"/>
-        </w:rPr>
-        <w:t xml:space="preserve"> "não é o talo seco do frasco; é a flor, a 60%, em mel, do jeito que o pastor fazia."</w:t>
+        <w:t xml:space="preserve">Dissolver (abre o bloco, como na Soda Horse, com o pó do balde):</w:t>
+      </w:r>
+      <w:r>
+        <w:rPr>
+          <w:rFonts w:ascii="Lexend" w:cs="Lexend" w:eastAsia="Lexend" w:hAnsi="Lexend"/>
+          <w:rtl w:val="0"/>
+        </w:rPr>
+        <w:t xml:space="preserve"> "Bicarbonato puro só arrota. Foi o que 99% fizeram com o truque do cavalo." / "O cavalo tem um estômago, igual ao seu. O bode tem quatro." / "O criador não dá pó puro. Põe no cocho, na proporção, junto com o mel. Esse preparo é o que a goma reproduz pra um estômago humano." A cerimônia: "sozinho, 10% do composto chega; com o pó, 100%".</w:t>
       </w:r>
     </w:p>
     <w:p>
@@ -13238,14 +13396,14 @@
           <w:rFonts w:ascii="Lexend" w:cs="Lexend" w:eastAsia="Lexend" w:hAnsi="Lexend"/>
           <w:rtl w:val="0"/>
         </w:rPr>
-        <w:t xml:space="preserve">Dissolver (reason why do preparo):</w:t>
-      </w:r>
-      <w:r>
-        <w:rPr>
-          <w:rFonts w:ascii="Lexend" w:cs="Lexend" w:eastAsia="Lexend" w:hAnsi="Lexend"/>
-          <w:rtl w:val="0"/>
-        </w:rPr>
-        <w:t xml:space="preserve"> "Bicarbonato puro só arrota. Foi o que 99% fizeram com o truque do cavalo." / "O cavalo tem um estômago, igual ao seu. O bode tem quatro." / "O criador não dá pó puro. Põe no cocho, na proporção, junto com o mel. Esse preparo é o que a goma reproduz pra um estômago humano."</w:t>
+        <w:t xml:space="preserve">Reconstruir (o herói, com o Gupta na colmeia):</w:t>
+      </w:r>
+      <w:r>
+        <w:rPr>
+          <w:rFonts w:ascii="Lexend" w:cs="Lexend" w:eastAsia="Lexend" w:hAnsi="Lexend"/>
+          <w:rtl w:val="0"/>
+        </w:rPr>
+        <w:t xml:space="preserve"> "não é o talo seco do frasco; é o mel; e não é mel de supermercado: é o mel da colmeia que fica dentro da cerca, 3 semanas por ano, uma erva só; o único mel do mundo rico em icariina". Régua e ressonância aqui. "Não é o colágeno de pote pra ruga, que o ácido destrói; é o composto do mel e, com o bicarbonato, chega." Everything's bigger in Texas, só aqui e na discovery.</w:t>
       </w:r>
     </w:p>
     <w:p>
@@ -13267,14 +13425,14 @@
           <w:rFonts w:ascii="Lexend" w:cs="Lexend" w:eastAsia="Lexend" w:hAnsi="Lexend"/>
           <w:rtl w:val="0"/>
         </w:rPr>
-        <w:t xml:space="preserve">Reconstruir:</w:t>
-      </w:r>
-      <w:r>
-        <w:rPr>
-          <w:rFonts w:ascii="Lexend" w:cs="Lexend" w:eastAsia="Lexend" w:hAnsi="Lexend"/>
-          <w:rtl w:val="0"/>
-        </w:rPr>
-        <w:t xml:space="preserve"> "não é o colágeno de pote pra ruga, que o ácido destrói; é veludo de galhada, o tecido que renasce inteiro todo ano, e com o bicarbonato ele chega." Everything's bigger in Texas, só aqui e na discovery.</w:t>
+        <w:t xml:space="preserve">Proteger:</w:t>
+      </w:r>
+      <w:r>
+        <w:rPr>
+          <w:rFonts w:ascii="Lexend" w:cs="Lexend" w:eastAsia="Lexend" w:hAnsi="Lexend"/>
+          <w:rtl w:val="0"/>
+        </w:rPr>
+        <w:t xml:space="preserve"> a casca do cocho vira pinheiro marítimo na boca do Hyman; 92%; "você pensa e já está duro".</w:t>
       </w:r>
     </w:p>
     <w:p>
@@ -13296,42 +13454,14 @@
           <w:rFonts w:ascii="Lexend" w:cs="Lexend" w:eastAsia="Lexend" w:hAnsi="Lexend"/>
           <w:rtl w:val="0"/>
         </w:rPr>
-        <w:t xml:space="preserve">Ponte da tese:</w:t>
-      </w:r>
-      <w:r>
-        <w:rPr>
-          <w:rFonts w:ascii="Lexend" w:cs="Lexend" w:eastAsia="Lexend" w:hAnsi="Lexend"/>
-          <w:rtl w:val="0"/>
-        </w:rPr>
-        <w:t xml:space="preserve"> garanhão coletado vs bode montando, split-screen.</w:t>
-      </w:r>
-    </w:p>
-    <w:p>
-      <w:pPr>
-        <w:pStyle w:val="Heading3"/>
-        <w:keepNext w:val="0"/>
-        <w:keepLines w:val="0"/>
-        <w:spacing w:before="280" w:line="276" w:lineRule="auto"/>
-        <w:rPr>
-          <w:rFonts w:ascii="Lexend" w:cs="Lexend" w:eastAsia="Lexend" w:hAnsi="Lexend"/>
-          <w:b w:val="1"/>
-          <w:bCs w:val="1"/>
-          <w:color w:val="000000"/>
-          <w:sz w:val="26"/>
-          <w:szCs w:val="26"/>
-        </w:rPr>
-      </w:pPr>
-      <w:r>
-        <w:rPr>
-          <w:rFonts w:ascii="Lexend" w:cs="Lexend" w:eastAsia="Lexend" w:hAnsi="Lexend"/>
-          <w:b w:val="1"/>
-          <w:bCs w:val="1"/>
-          <w:color w:val="000000"/>
-          <w:sz w:val="26"/>
-          <w:szCs w:val="26"/>
-          <w:rtl w:val="0"/>
-        </w:rPr>
-        <w:t xml:space="preserve">Edição (vai para o briefing)</w:t>
+        <w:t xml:space="preserve">Reativar:</w:t>
+      </w:r>
+      <w:r>
+        <w:rPr>
+          <w:rFonts w:ascii="Lexend" w:cs="Lexend" w:eastAsia="Lexend" w:hAnsi="Lexend"/>
+          <w:rtl w:val="0"/>
+        </w:rPr>
+        <w:t xml:space="preserve"> a raiz do cocho vira Tongkat Ali na boca do Hyman; a lâmpada do fio emendado; "não é TRT".</w:t>
       </w:r>
     </w:p>
     <w:p>
@@ -13348,10 +13478,47 @@
       </w:pPr>
       <w:r>
         <w:rPr>
-          <w:rFonts w:ascii="Lexend" w:cs="Lexend" w:eastAsia="Lexend" w:hAnsi="Lexend"/>
-          <w:rtl w:val="0"/>
-        </w:rPr>
-        <w:t xml:space="preserve">Split-screen: manequim de coleta vs bode no curral.</w:t>
+          <w:b w:val="1"/>
+          <w:bCs w:val="1"/>
+          <w:rFonts w:ascii="Lexend" w:cs="Lexend" w:eastAsia="Lexend" w:hAnsi="Lexend"/>
+          <w:rtl w:val="0"/>
+        </w:rPr>
+        <w:t xml:space="preserve">Ponte da tese:</w:t>
+      </w:r>
+      <w:r>
+        <w:rPr>
+          <w:rFonts w:ascii="Lexend" w:cs="Lexend" w:eastAsia="Lexend" w:hAnsi="Lexend"/>
+          <w:rtl w:val="0"/>
+        </w:rPr>
+        <w:t xml:space="preserve"> garanhão coletado vs bode montando, split-screen.</w:t>
+      </w:r>
+    </w:p>
+    <w:p>
+      <w:pPr>
+        <w:pStyle w:val="Heading3"/>
+        <w:keepNext w:val="0"/>
+        <w:keepLines w:val="0"/>
+        <w:spacing w:before="280" w:line="276" w:lineRule="auto"/>
+        <w:rPr>
+          <w:rFonts w:ascii="Lexend" w:cs="Lexend" w:eastAsia="Lexend" w:hAnsi="Lexend"/>
+          <w:b w:val="1"/>
+          <w:bCs w:val="1"/>
+          <w:color w:val="000000"/>
+          <w:sz w:val="26"/>
+          <w:szCs w:val="26"/>
+        </w:rPr>
+      </w:pPr>
+      <w:r>
+        <w:rPr>
+          <w:rFonts w:ascii="Lexend" w:cs="Lexend" w:eastAsia="Lexend" w:hAnsi="Lexend"/>
+          <w:b w:val="1"/>
+          <w:bCs w:val="1"/>
+          <w:color w:val="000000"/>
+          <w:sz w:val="26"/>
+          <w:szCs w:val="26"/>
+          <w:rtl w:val="0"/>
+        </w:rPr>
+        <w:t xml:space="preserve">Edição (vai para o briefing)</w:t>
       </w:r>
     </w:p>
     <w:p>
@@ -13371,7 +13538,7 @@
           <w:rFonts w:ascii="Lexend" w:cs="Lexend" w:eastAsia="Lexend" w:hAnsi="Lexend"/>
           <w:rtl w:val="0"/>
         </w:rPr>
-        <w:t xml:space="preserve">Ilustração/3D: estômago único (cavalo e homem) vs 4 compartimentos do ruminante; ácido destruindo a flor sem o bicarbonato; a flor passando inteira com ele.</w:t>
+        <w:t xml:space="preserve">Split-screen: manequim de coleta vs bode no curral.</w:t>
       </w:r>
     </w:p>
     <w:p>
@@ -13391,7 +13558,7 @@
           <w:rFonts w:ascii="Lexend" w:cs="Lexend" w:eastAsia="Lexend" w:hAnsi="Lexend"/>
           <w:rtl w:val="0"/>
         </w:rPr>
-        <w:t xml:space="preserve">Frasco de prateleira com o bode no rótulo, riscado em vermelho, "WRONG PART" (talo vs flor); talo seco no pires ao lado da flor; pote de mel escuro no curral; balde SODA.</w:t>
+        <w:t xml:space="preserve">Ilustração/3D: estômago único (cavalo e homem) vs 4 compartimentos do ruminante; ácido destruindo o composto do mel sem o bicarbonato; o composto passando inteiro com ele.</w:t>
       </w:r>
     </w:p>
     <w:p>
@@ -13411,7 +13578,7 @@
           <w:rFonts w:ascii="Lexend" w:cs="Lexend" w:eastAsia="Lexend" w:hAnsi="Lexend"/>
           <w:rtl w:val="0"/>
         </w:rPr>
-        <w:t xml:space="preserve">Homem com copo de bicarbonato puro arrotando.</w:t>
+        <w:t xml:space="preserve">Frasco de prateleira com o bode no rótulo, riscado em vermelho, "WRONG SOURCE" (talo vs mel); talo seco no pires ao lado da colher de mel; a colmeia dentro da cerca, com bodes em volta; o calendário com as 3 semanas; pote de mel escuro no curral; balde SODA; os dois laudos (mel da fazenda: icariina X mg/kg; mel de supermercado: não detectado).</w:t>
       </w:r>
     </w:p>
     <w:p>
@@ -13431,7 +13598,7 @@
           <w:rFonts w:ascii="Lexend" w:cs="Lexend" w:eastAsia="Lexend" w:hAnsi="Lexend"/>
           <w:rtl w:val="0"/>
         </w:rPr>
-        <w:t xml:space="preserve">Rótulo real de ração/tampão com "sodium bicarbonate" ao lado da manchete de "milkshaking" banido em corrida.</w:t>
+        <w:t xml:space="preserve">Homem com copo de bicarbonato puro arrotando.</w:t>
       </w:r>
     </w:p>
     <w:p>
@@ -13451,7 +13618,7 @@
           <w:rFonts w:ascii="Lexend" w:cs="Lexend" w:eastAsia="Lexend" w:hAnsi="Lexend"/>
           <w:rtl w:val="0"/>
         </w:rPr>
-        <w:t xml:space="preserve">Lead C: a mão passando a pomada de mentol na coxa, calor subindo em 3D, "é o sangue encontrando o caminho".</w:t>
+        <w:t xml:space="preserve">Rótulo real de ração/tampão com "sodium bicarbonate" ao lado da manchete de "milkshaking" banido em corrida.</w:t>
       </w:r>
     </w:p>
     <w:p>
@@ -13471,512 +13638,7 @@
           <w:rFonts w:ascii="Lexend" w:cs="Lexend" w:eastAsia="Lexend" w:hAnsi="Lexend"/>
           <w:rtl w:val="0"/>
         </w:rPr>
-        <w:t xml:space="preserve">Mesa de provas na cozinha do rancho: saco de ração de bode, mel de supermercado, frasco de $14, papel "Glyphosate 97%".</w:t>
-      </w:r>
-    </w:p>
-    <w:p>
-      <w:pPr>
-        <w:spacing w:line="276" w:lineRule="auto"/>
-        <w:rPr>
-          <w:rFonts w:ascii="Lexend" w:cs="Lexend" w:eastAsia="Lexend" w:hAnsi="Lexend"/>
-        </w:rPr>
-      </w:pPr>
-      <w:r>
-        <w:rPr>
-          <w:rtl w:val="0"/>
-        </w:rPr>
-      </w:r>
-    </w:p>
-    <w:p>
-      <w:pPr>
-        <w:spacing w:line="276" w:lineRule="auto"/>
-        <w:rPr>
-          <w:rFonts w:ascii="Lexend" w:cs="Lexend" w:eastAsia="Lexend" w:hAnsi="Lexend"/>
-        </w:rPr>
-      </w:pPr>
-      <w:r>
-        <w:rPr>
-          <w:rtl w:val="0"/>
-        </w:rPr>
-      </w:r>
-    </w:p>
-    <w:p>
-      <w:pPr>
-        <w:spacing w:line="276" w:lineRule="auto"/>
-        <w:rPr>
-          <w:b w:val="1"/>
-          <w:bCs w:val="1"/>
-          <w:sz w:val="28"/>
-          <w:szCs w:val="28"/>
-        </w:rPr>
-      </w:pPr>
-      <w:r>
-        <w:rPr>
-          <w:b w:val="1"/>
-          <w:bCs w:val="1"/>
-          <w:sz w:val="28"/>
-          <w:szCs w:val="28"/>
-          <w:rtl w:val="0"/>
-        </w:rPr>
-        <w:t xml:space="preserve">AJUSTES PARA A COPY (vindos do briefing de edição, valem para as duas):</w:t>
-      </w:r>
-    </w:p>
-    <w:p>
-      <w:pPr>
-        <w:spacing w:line="276" w:lineRule="auto"/>
-        <w:rPr>
-          <w:rFonts w:ascii="Lexend" w:cs="Lexend" w:eastAsia="Lexend" w:hAnsi="Lexend"/>
-        </w:rPr>
-      </w:pPr>
-      <w:r>
-        <w:rPr>
-          <w:rtl w:val="0"/>
-        </w:rPr>
-      </w:r>
-    </w:p>
-    <w:p>
-      <w:pPr>
-        <w:numPr>
-          <w:ilvl w:val="0"/>
-          <w:numId w:val="15"/>
-        </w:numPr>
-        <w:ind w:left="720" w:hanging="360"/>
-      </w:pPr>
-      <w:r>
-        <w:rPr>
-          <w:b w:val="1"/>
-          <w:bCs w:val="1"/>
-          <w:rtl w:val="0"/>
-        </w:rPr>
-        <w:t xml:space="preserve">Escrever para imagem literal.</w:t>
-      </w:r>
-      <w:r>
-        <w:rPr>
-          <w:rtl w:val="0"/>
-        </w:rPr>
-        <w:t xml:space="preserve"> Cada frase vira um plano.</w:t>
-      </w:r>
-    </w:p>
-    <w:p>
-      <w:pPr>
-        <w:numPr>
-          <w:ilvl w:val="0"/>
-          <w:numId w:val="15"/>
-        </w:numPr>
-        <w:ind w:left="720" w:hanging="360"/>
-      </w:pPr>
-      <w:r>
-        <w:rPr>
-          <w:b w:val="1"/>
-          <w:bCs w:val="1"/>
-          <w:rtl w:val="0"/>
-        </w:rPr>
-        <w:t xml:space="preserve">Tese com 4 a 5 provas seguidas por ponto lógico:</w:t>
-      </w:r>
-      <w:r>
-        <w:rPr>
-          <w:rtl w:val="0"/>
-        </w:rPr>
-        <w:t xml:space="preserve"> documento, número, analogia doméstica e "olhe para isto" (tabela de densidade acima).</w:t>
-      </w:r>
-    </w:p>
-    <w:p>
-      <w:pPr>
-        <w:numPr>
-          <w:ilvl w:val="0"/>
-          <w:numId w:val="15"/>
-        </w:numPr>
-        <w:ind w:left="720" w:hanging="360"/>
-      </w:pPr>
-      <w:r>
-        <w:rPr>
-          <w:b w:val="1"/>
-          <w:bCs w:val="1"/>
-          <w:rtl w:val="0"/>
-        </w:rPr>
-        <w:t xml:space="preserve">Plantar o cocho três vezes:</w:t>
-      </w:r>
-      <w:r>
-        <w:rPr>
-          <w:rtl w:val="0"/>
-        </w:rPr>
-        <w:t xml:space="preserve"> emotional (bancada do Pacino: "guarde esse detalhe"), tese (mesa de provas com o balde SODA e o pote de mel), MUS (criador no cocho). Payoff explícito na discovery ("Al, você me disse que viu um pote na bancada").</w:t>
-      </w:r>
-    </w:p>
-    <w:p>
-      <w:pPr>
-        <w:numPr>
-          <w:ilvl w:val="0"/>
-          <w:numId w:val="15"/>
-        </w:numPr>
-        <w:ind w:left="720" w:hanging="360"/>
-      </w:pPr>
-      <w:r>
-        <w:rPr>
-          <w:b w:val="1"/>
-          <w:bCs w:val="1"/>
-          <w:rtl w:val="0"/>
-        </w:rPr>
-        <w:t xml:space="preserve">Nomear os 4 verbos em tela</w:t>
-      </w:r>
-      <w:r>
-        <w:rPr>
-          <w:rtl w:val="0"/>
-        </w:rPr>
-        <w:t xml:space="preserve"> (REATIVAR · DISSOLVER · RECONSTRUIR · PROTEGER).</w:t>
-      </w:r>
-    </w:p>
-    <w:p>
-      <w:pPr>
-        <w:numPr>
-          <w:ilvl w:val="0"/>
-          <w:numId w:val="15"/>
-        </w:numPr>
-        <w:ind w:left="720" w:hanging="360"/>
-      </w:pPr>
-      <w:r>
-        <w:rPr>
-          <w:b w:val="1"/>
-          <w:bCs w:val="1"/>
-          <w:rtl w:val="0"/>
-        </w:rPr>
-        <w:t xml:space="preserve">Antes/depois em dupla, nomeado</w:t>
-      </w:r>
-      <w:r>
-        <w:rPr>
-          <w:rtl w:val="0"/>
-        </w:rPr>
-        <w:t xml:space="preserve"> ("Voluntário 22, Piloto Hill Country 2026: 5,63 → 8,46 polegadas").</w:t>
-      </w:r>
-    </w:p>
-    <w:p>
-      <w:pPr>
-        <w:numPr>
-          <w:ilvl w:val="0"/>
-          <w:numId w:val="15"/>
-        </w:numPr>
-        <w:ind w:left="720" w:hanging="360"/>
-      </w:pPr>
-      <w:r>
-        <w:rPr>
-          <w:b w:val="1"/>
-          <w:bCs w:val="1"/>
-          <w:rtl w:val="0"/>
-        </w:rPr>
-        <w:t xml:space="preserve">Fonte com endereço:</w:t>
-      </w:r>
-      <w:r>
-        <w:rPr>
-          <w:rtl w:val="0"/>
-        </w:rPr>
-        <w:t xml:space="preserve"> a fazenda única tem nome, ano e dono na primeira menção.</w:t>
-      </w:r>
-    </w:p>
-    <w:p>
-      <w:pPr>
-        <w:numPr>
-          <w:ilvl w:val="0"/>
-          <w:numId w:val="15"/>
-        </w:numPr>
-        <w:ind w:left="720" w:hanging="360"/>
-      </w:pPr>
-      <w:r>
-        <w:rPr>
-          <w:b w:val="1"/>
-          <w:bCs w:val="1"/>
-          <w:rtl w:val="0"/>
-        </w:rPr>
-        <w:t xml:space="preserve">Testemunhas com cargo e período.</w:t>
-      </w:r>
-    </w:p>
-    <w:p>
-      <w:pPr>
-        <w:numPr>
-          <w:ilvl w:val="0"/>
-          <w:numId w:val="15"/>
-        </w:numPr>
-        <w:ind w:left="720" w:hanging="360"/>
-      </w:pPr>
-      <w:r>
-        <w:rPr>
-          <w:b w:val="1"/>
-          <w:bCs w:val="1"/>
-          <w:rtl w:val="0"/>
-        </w:rPr>
-        <w:t xml:space="preserve">Reinserir medo na tese</w:t>
-      </w:r>
-      <w:r>
-        <w:rPr>
-          <w:rtl w:val="0"/>
-        </w:rPr>
-        <w:t xml:space="preserve"> (a CAM 03 da cozinha do Pacino; o personal).</w:t>
-      </w:r>
-    </w:p>
-    <w:p>
-      <w:pPr>
-        <w:numPr>
-          <w:ilvl w:val="0"/>
-          <w:numId w:val="15"/>
-        </w:numPr>
-        <w:ind w:left="720" w:hanging="360"/>
-      </w:pPr>
-      <w:r>
-        <w:rPr>
-          <w:b w:val="1"/>
-          <w:bCs w:val="1"/>
-          <w:rtl w:val="0"/>
-        </w:rPr>
-        <w:t xml:space="preserve">Reinserir dor antes do CTA final</w:t>
-      </w:r>
-      <w:r>
-        <w:rPr>
-          <w:rtl w:val="0"/>
-        </w:rPr>
-        <w:t xml:space="preserve"> (frase de homem broxa em P&amp;B).</w:t>
-      </w:r>
-    </w:p>
-    <w:p>
-      <w:pPr>
-        <w:numPr>
-          <w:ilvl w:val="0"/>
-          <w:numId w:val="15"/>
-        </w:numPr>
-        <w:ind w:left="720" w:hanging="360"/>
-      </w:pPr>
-      <w:r>
-        <w:rPr>
-          <w:b w:val="1"/>
-          <w:bCs w:val="1"/>
-          <w:rtl w:val="0"/>
-        </w:rPr>
-        <w:t xml:space="preserve">Citar a própria lead no close</w:t>
-      </w:r>
-      <w:r>
-        <w:rPr>
-          <w:rtl w:val="0"/>
-        </w:rPr>
-        <w:t xml:space="preserve"> ("este vídeo passou de 5 milhões de views").</w:t>
-      </w:r>
-    </w:p>
-    <w:p>
-      <w:pPr>
-        <w:numPr>
-          <w:ilvl w:val="0"/>
-          <w:numId w:val="15"/>
-        </w:numPr>
-        <w:ind w:left="720" w:hanging="360"/>
-      </w:pPr>
-      <w:r>
-        <w:rPr>
-          <w:b w:val="1"/>
-          <w:bCs w:val="1"/>
-          <w:rtl w:val="0"/>
-        </w:rPr>
-        <w:t xml:space="preserve">Fechar o loop do vídeo</w:t>
-      </w:r>
-      <w:r>
-        <w:rPr>
-          <w:rtl w:val="0"/>
-        </w:rPr>
-        <w:t xml:space="preserve"> se a pré-lead prometer.</w:t>
-      </w:r>
-    </w:p>
-    <w:p>
-      <w:pPr>
-        <w:numPr>
-          <w:ilvl w:val="0"/>
-          <w:numId w:val="15"/>
-        </w:numPr>
-        <w:ind w:left="720" w:hanging="360"/>
-      </w:pPr>
-      <w:r>
-        <w:rPr>
-          <w:b w:val="1"/>
-          <w:bCs w:val="1"/>
-          <w:rtl w:val="0"/>
-        </w:rPr>
-        <w:t xml:space="preserve">Frase de identidade do animal</w:t>
-      </w:r>
-      <w:r>
-        <w:rPr>
-          <w:rtl w:val="0"/>
-        </w:rPr>
-        <w:t xml:space="preserve"> na tese e no close ("o velho bode que ainda monta").</w:t>
-      </w:r>
-    </w:p>
-    <w:p>
-      <w:pPr>
-        <w:numPr>
-          <w:ilvl w:val="0"/>
-          <w:numId w:val="15"/>
-        </w:numPr>
-        <w:ind w:left="720" w:hanging="360"/>
-      </w:pPr>
-      <w:r>
-        <w:rPr>
-          <w:b w:val="1"/>
-          <w:bCs w:val="1"/>
-          <w:rtl w:val="0"/>
-        </w:rPr>
-        <w:t xml:space="preserve">"Não é bovino" reescrito:</w:t>
-      </w:r>
-      <w:r>
-        <w:rPr>
-          <w:rtl w:val="0"/>
-        </w:rPr>
-        <w:t xml:space="preserve"> "não é o colágeno de pote pra ruga, que o ácido destrói; é veludo de galhada e, com o bicarbonato, chega".</w:t>
-      </w:r>
-    </w:p>
-    <w:p>
-      <w:pPr>
-        <w:numPr>
-          <w:ilvl w:val="0"/>
-          <w:numId w:val="15"/>
-        </w:numPr>
-        <w:ind w:left="720" w:hanging="360"/>
-      </w:pPr>
-      <w:r>
-        <w:rPr>
-          <w:b w:val="1"/>
-          <w:bCs w:val="1"/>
-          <w:rtl w:val="0"/>
-        </w:rPr>
-        <w:t xml:space="preserve">Trilha segue o ponto lógico</w:t>
-      </w:r>
-      <w:r>
-        <w:rPr>
-          <w:rtl w:val="0"/>
-        </w:rPr>
-        <w:t xml:space="preserve"> (conspiração = tensão; benefício = sexy; ponte do bode = esperança).</w:t>
-      </w:r>
-    </w:p>
-    <w:p>
-      <w:pPr>
-        <w:numPr>
-          <w:ilvl w:val="0"/>
-          <w:numId w:val="15"/>
-        </w:numPr>
-        <w:ind w:left="720" w:hanging="360"/>
-      </w:pPr>
-      <w:r>
-        <w:rPr>
-          <w:b w:val="1"/>
-          <w:bCs w:val="1"/>
-          <w:rtl w:val="0"/>
-        </w:rPr>
-        <w:t xml:space="preserve">FAQ de 6 perguntas</w:t>
-      </w:r>
-      <w:r>
-        <w:rPr>
-          <w:rtl w:val="0"/>
-        </w:rPr>
-        <w:t xml:space="preserve"> com cidades do Texas, cômico, fechando com CTA.</w:t>
-      </w:r>
-    </w:p>
-    <w:p>
-      <w:pPr>
-        <w:numPr>
-          <w:ilvl w:val="0"/>
-          <w:numId w:val="15"/>
-        </w:numPr>
-        <w:ind w:left="720" w:hanging="360"/>
-      </w:pPr>
-      <w:r>
-        <w:rPr>
-          <w:b w:val="1"/>
-          <w:bCs w:val="1"/>
-          <w:rtl w:val="0"/>
-        </w:rPr>
-        <w:t xml:space="preserve">Confissões com conteúdo real:</w:t>
-      </w:r>
-      <w:r>
-        <w:rPr>
-          <w:rtl w:val="0"/>
-        </w:rPr>
-        <w:t xml:space="preserve"> Hyman (comida como remédio) e Gupta (2013, "brought to you by Pfizer"), com callback no "por isso nada funcionou".</w:t>
-      </w:r>
-    </w:p>
-    <w:p>
-      <w:pPr>
-        <w:numPr>
-          <w:ilvl w:val="0"/>
-          <w:numId w:val="15"/>
-        </w:numPr>
-        <w:ind w:left="720" w:hanging="360"/>
-      </w:pPr>
-      <w:r>
-        <w:rPr>
-          <w:b w:val="1"/>
-          <w:bCs w:val="1"/>
-          <w:rtl w:val="0"/>
-        </w:rPr>
-        <w:t xml:space="preserve">A sofisticação do bicarbonato dita uma vez com cerimônia</w:t>
-      </w:r>
-      <w:r>
-        <w:rPr>
-          <w:rtl w:val="0"/>
-        </w:rPr>
-        <w:t xml:space="preserve"> ("sozinha, 10% chega; com ele, 100%") no Dissolver, e repetida só na oferta e na desqualificação da prateleira.</w:t>
-      </w:r>
-    </w:p>
-    <w:p>
-      <w:pPr>
-        <w:spacing w:line="276" w:lineRule="auto"/>
-        <w:rPr>
-          <w:rFonts w:ascii="Lexend" w:cs="Lexend" w:eastAsia="Lexend" w:hAnsi="Lexend"/>
-        </w:rPr>
-      </w:pPr>
-      <w:r>
-        <w:rPr>
-          <w:rtl w:val="0"/>
-        </w:rPr>
-      </w:r>
-    </w:p>
-    <w:p>
-      <w:pPr>
-        <w:spacing w:line="276" w:lineRule="auto"/>
-        <w:rPr>
-          <w:rFonts w:ascii="Lexend" w:cs="Lexend" w:eastAsia="Lexend" w:hAnsi="Lexend"/>
-        </w:rPr>
-      </w:pPr>
-      <w:r>
-        <w:rPr>
-          <w:rtl w:val="0"/>
-        </w:rPr>
-      </w:r>
-    </w:p>
-    <w:p>
-      <w:pPr>
-        <w:spacing w:line="276" w:lineRule="auto"/>
-        <w:rPr>
-          <w:b w:val="1"/>
-          <w:bCs w:val="1"/>
-          <w:sz w:val="28"/>
-          <w:szCs w:val="28"/>
-        </w:rPr>
-      </w:pPr>
-      <w:r>
-        <w:rPr>
-          <w:b w:val="1"/>
-          <w:bCs w:val="1"/>
-          <w:sz w:val="28"/>
-          <w:szCs w:val="28"/>
-          <w:rtl w:val="0"/>
-        </w:rPr>
-        <w:t xml:space="preserve">REGRA DE ESTILO DA COPY:</w:t>
-      </w:r>
-    </w:p>
-    <w:p>
-      <w:pPr>
-        <w:spacing w:line="276" w:lineRule="auto"/>
-        <w:rPr>
-          <w:rFonts w:ascii="Lexend" w:cs="Lexend" w:eastAsia="Lexend" w:hAnsi="Lexend"/>
-        </w:rPr>
-      </w:pPr>
-      <w:r>
-        <w:rPr>
-          <w:rtl w:val="0"/>
-        </w:rPr>
+        <w:t xml:space="preserve">Lead C: a mão passando a pomada de mentol na coxa, calor subindo em 3D, "é o sangue encontrando o caminho".</w:t>
       </w:r>
     </w:p>
     <w:p>
@@ -13993,35 +13655,515 @@
       </w:pPr>
       <w:r>
         <w:rPr>
-          <w:b w:val="1"/>
-          <w:bCs w:val="1"/>
-          <w:rFonts w:ascii="Lexend" w:cs="Lexend" w:eastAsia="Lexend" w:hAnsi="Lexend"/>
-          <w:rtl w:val="0"/>
-        </w:rPr>
-        <w:t xml:space="preserve">Modelagem:</w:t>
-      </w:r>
-      <w:r>
-        <w:rPr>
-          <w:rFonts w:ascii="Lexend" w:cs="Lexend" w:eastAsia="Lexend" w:hAnsi="Lexend"/>
-          <w:rtl w:val="0"/>
-        </w:rPr>
-        <w:t xml:space="preserve"> cada bloco escrito em cima da estrutura invisível do bloco equivalente da </w:t>
-      </w:r>
-      <w:r>
-        <w:rPr>
-          <w:b w:val="1"/>
-          <w:bCs w:val="1"/>
-          <w:rFonts w:ascii="Lexend" w:cs="Lexend" w:eastAsia="Lexend" w:hAnsi="Lexend"/>
-          <w:rtl w:val="0"/>
-        </w:rPr>
-        <w:t xml:space="preserve">Soda Horse</w:t>
-      </w:r>
-      <w:r>
-        <w:rPr>
-          <w:rFonts w:ascii="Lexend" w:cs="Lexend" w:eastAsia="Lexend" w:hAnsi="Lexend"/>
-          <w:rtl w:val="0"/>
-        </w:rPr>
-        <w:t xml:space="preserve">, parágrafo a parágrafo, com as adaptações novas (bode, criador, frasco de $14, 1 vs 4 estômagos, memórias do Pacino) entrando no lugar do parágrafo de mesma função, nunca somadas por cima. Orçamento de tamanho: o do bloco-modelo (tese ~20 min).</w:t>
+          <w:rFonts w:ascii="Lexend" w:cs="Lexend" w:eastAsia="Lexend" w:hAnsi="Lexend"/>
+          <w:rtl w:val="0"/>
+        </w:rPr>
+        <w:t xml:space="preserve">Mesa de provas na cozinha do rancho: saco de ração de bode, mel de supermercado, frasco de $14, papel "Glyphosate 97%".</w:t>
+      </w:r>
+    </w:p>
+    <w:p>
+      <w:pPr>
+        <w:spacing w:line="276" w:lineRule="auto"/>
+        <w:rPr>
+          <w:rFonts w:ascii="Lexend" w:cs="Lexend" w:eastAsia="Lexend" w:hAnsi="Lexend"/>
+        </w:rPr>
+      </w:pPr>
+      <w:r>
+        <w:rPr>
+          <w:rtl w:val="0"/>
+        </w:rPr>
+      </w:r>
+    </w:p>
+    <w:p>
+      <w:pPr>
+        <w:spacing w:line="276" w:lineRule="auto"/>
+        <w:rPr>
+          <w:rFonts w:ascii="Lexend" w:cs="Lexend" w:eastAsia="Lexend" w:hAnsi="Lexend"/>
+        </w:rPr>
+      </w:pPr>
+      <w:r>
+        <w:rPr>
+          <w:rtl w:val="0"/>
+        </w:rPr>
+      </w:r>
+    </w:p>
+    <w:p>
+      <w:pPr>
+        <w:spacing w:line="276" w:lineRule="auto"/>
+        <w:rPr>
+          <w:b w:val="1"/>
+          <w:bCs w:val="1"/>
+          <w:sz w:val="28"/>
+          <w:szCs w:val="28"/>
+        </w:rPr>
+      </w:pPr>
+      <w:r>
+        <w:rPr>
+          <w:b w:val="1"/>
+          <w:bCs w:val="1"/>
+          <w:sz w:val="28"/>
+          <w:szCs w:val="28"/>
+          <w:rtl w:val="0"/>
+        </w:rPr>
+        <w:t xml:space="preserve">AJUSTES PARA A COPY (vindos do briefing de edição, valem para as duas):</w:t>
+      </w:r>
+    </w:p>
+    <w:p>
+      <w:pPr>
+        <w:spacing w:line="276" w:lineRule="auto"/>
+        <w:rPr>
+          <w:rFonts w:ascii="Lexend" w:cs="Lexend" w:eastAsia="Lexend" w:hAnsi="Lexend"/>
+        </w:rPr>
+      </w:pPr>
+      <w:r>
+        <w:rPr>
+          <w:rtl w:val="0"/>
+        </w:rPr>
+      </w:r>
+    </w:p>
+    <w:p>
+      <w:pPr>
+        <w:numPr>
+          <w:ilvl w:val="0"/>
+          <w:numId w:val="15"/>
+        </w:numPr>
+        <w:ind w:left="720" w:hanging="360"/>
+      </w:pPr>
+      <w:r>
+        <w:rPr>
+          <w:b w:val="1"/>
+          <w:bCs w:val="1"/>
+          <w:rtl w:val="0"/>
+        </w:rPr>
+        <w:t xml:space="preserve">Escrever para imagem literal.</w:t>
+      </w:r>
+      <w:r>
+        <w:rPr>
+          <w:rtl w:val="0"/>
+        </w:rPr>
+        <w:t xml:space="preserve"> Cada frase vira um plano.</w:t>
+      </w:r>
+    </w:p>
+    <w:p>
+      <w:pPr>
+        <w:numPr>
+          <w:ilvl w:val="0"/>
+          <w:numId w:val="15"/>
+        </w:numPr>
+        <w:ind w:left="720" w:hanging="360"/>
+      </w:pPr>
+      <w:r>
+        <w:rPr>
+          <w:b w:val="1"/>
+          <w:bCs w:val="1"/>
+          <w:rtl w:val="0"/>
+        </w:rPr>
+        <w:t xml:space="preserve">Tese com 4 a 5 provas seguidas por ponto lógico:</w:t>
+      </w:r>
+      <w:r>
+        <w:rPr>
+          <w:rtl w:val="0"/>
+        </w:rPr>
+        <w:t xml:space="preserve"> documento, número, analogia doméstica e "olhe para isto" (tabela de densidade acima).</w:t>
+      </w:r>
+    </w:p>
+    <w:p>
+      <w:pPr>
+        <w:numPr>
+          <w:ilvl w:val="0"/>
+          <w:numId w:val="15"/>
+        </w:numPr>
+        <w:ind w:left="720" w:hanging="360"/>
+      </w:pPr>
+      <w:r>
+        <w:rPr>
+          <w:b w:val="1"/>
+          <w:bCs w:val="1"/>
+          <w:rtl w:val="0"/>
+        </w:rPr>
+        <w:t xml:space="preserve">Plantar o cocho três vezes:</w:t>
+      </w:r>
+      <w:r>
+        <w:rPr>
+          <w:rtl w:val="0"/>
+        </w:rPr>
+        <w:t xml:space="preserve"> emotional (bancada do Pacino: "guarde esse detalhe"), tese (mesa de provas com o balde SODA e o pote de mel), MUS (criador no cocho). Payoff explícito na discovery ("Al, você me disse que viu um pote na bancada").</w:t>
+      </w:r>
+    </w:p>
+    <w:p>
+      <w:pPr>
+        <w:numPr>
+          <w:ilvl w:val="0"/>
+          <w:numId w:val="15"/>
+        </w:numPr>
+        <w:ind w:left="720" w:hanging="360"/>
+      </w:pPr>
+      <w:r>
+        <w:rPr>
+          <w:b w:val="1"/>
+          <w:bCs w:val="1"/>
+          <w:rtl w:val="0"/>
+        </w:rPr>
+        <w:t xml:space="preserve">Nomear os 4 verbos em tela</w:t>
+      </w:r>
+      <w:r>
+        <w:rPr>
+          <w:rtl w:val="0"/>
+        </w:rPr>
+        <w:t xml:space="preserve"> (REATIVAR · DISSOLVER · RECONSTRUIR · PROTEGER).</w:t>
+      </w:r>
+    </w:p>
+    <w:p>
+      <w:pPr>
+        <w:numPr>
+          <w:ilvl w:val="0"/>
+          <w:numId w:val="15"/>
+        </w:numPr>
+        <w:ind w:left="720" w:hanging="360"/>
+      </w:pPr>
+      <w:r>
+        <w:rPr>
+          <w:b w:val="1"/>
+          <w:bCs w:val="1"/>
+          <w:rtl w:val="0"/>
+        </w:rPr>
+        <w:t xml:space="preserve">Antes/depois em dupla, nomeado</w:t>
+      </w:r>
+      <w:r>
+        <w:rPr>
+          <w:rtl w:val="0"/>
+        </w:rPr>
+        <w:t xml:space="preserve"> ("Voluntário 22, Piloto Hill Country 2026: 5,63 → 8,46 polegadas").</w:t>
+      </w:r>
+    </w:p>
+    <w:p>
+      <w:pPr>
+        <w:numPr>
+          <w:ilvl w:val="0"/>
+          <w:numId w:val="15"/>
+        </w:numPr>
+        <w:ind w:left="720" w:hanging="360"/>
+      </w:pPr>
+      <w:r>
+        <w:rPr>
+          <w:b w:val="1"/>
+          <w:bCs w:val="1"/>
+          <w:rtl w:val="0"/>
+        </w:rPr>
+        <w:t xml:space="preserve">Fonte com endereço:</w:t>
+      </w:r>
+      <w:r>
+        <w:rPr>
+          <w:rtl w:val="0"/>
+        </w:rPr>
+        <w:t xml:space="preserve"> a fazenda única tem nome, ano e dono na primeira menção.</w:t>
+      </w:r>
+    </w:p>
+    <w:p>
+      <w:pPr>
+        <w:numPr>
+          <w:ilvl w:val="0"/>
+          <w:numId w:val="15"/>
+        </w:numPr>
+        <w:ind w:left="720" w:hanging="360"/>
+      </w:pPr>
+      <w:r>
+        <w:rPr>
+          <w:b w:val="1"/>
+          <w:bCs w:val="1"/>
+          <w:rtl w:val="0"/>
+        </w:rPr>
+        <w:t xml:space="preserve">Testemunhas com cargo e período.</w:t>
+      </w:r>
+    </w:p>
+    <w:p>
+      <w:pPr>
+        <w:numPr>
+          <w:ilvl w:val="0"/>
+          <w:numId w:val="15"/>
+        </w:numPr>
+        <w:ind w:left="720" w:hanging="360"/>
+      </w:pPr>
+      <w:r>
+        <w:rPr>
+          <w:b w:val="1"/>
+          <w:bCs w:val="1"/>
+          <w:rtl w:val="0"/>
+        </w:rPr>
+        <w:t xml:space="preserve">Reinserir medo na tese</w:t>
+      </w:r>
+      <w:r>
+        <w:rPr>
+          <w:rtl w:val="0"/>
+        </w:rPr>
+        <w:t xml:space="preserve"> (a CAM 03 da cozinha do Pacino; o personal).</w:t>
+      </w:r>
+    </w:p>
+    <w:p>
+      <w:pPr>
+        <w:numPr>
+          <w:ilvl w:val="0"/>
+          <w:numId w:val="15"/>
+        </w:numPr>
+        <w:ind w:left="720" w:hanging="360"/>
+      </w:pPr>
+      <w:r>
+        <w:rPr>
+          <w:b w:val="1"/>
+          <w:bCs w:val="1"/>
+          <w:rtl w:val="0"/>
+        </w:rPr>
+        <w:t xml:space="preserve">Reinserir dor antes do CTA final</w:t>
+      </w:r>
+      <w:r>
+        <w:rPr>
+          <w:rtl w:val="0"/>
+        </w:rPr>
+        <w:t xml:space="preserve"> (frase de homem broxa em P&amp;B).</w:t>
+      </w:r>
+    </w:p>
+    <w:p>
+      <w:pPr>
+        <w:numPr>
+          <w:ilvl w:val="0"/>
+          <w:numId w:val="15"/>
+        </w:numPr>
+        <w:ind w:left="720" w:hanging="360"/>
+      </w:pPr>
+      <w:r>
+        <w:rPr>
+          <w:b w:val="1"/>
+          <w:bCs w:val="1"/>
+          <w:rtl w:val="0"/>
+        </w:rPr>
+        <w:t xml:space="preserve">Citar a própria lead no close</w:t>
+      </w:r>
+      <w:r>
+        <w:rPr>
+          <w:rtl w:val="0"/>
+        </w:rPr>
+        <w:t xml:space="preserve"> ("este vídeo passou de 5 milhões de views").</w:t>
+      </w:r>
+    </w:p>
+    <w:p>
+      <w:pPr>
+        <w:numPr>
+          <w:ilvl w:val="0"/>
+          <w:numId w:val="15"/>
+        </w:numPr>
+        <w:ind w:left="720" w:hanging="360"/>
+      </w:pPr>
+      <w:r>
+        <w:rPr>
+          <w:b w:val="1"/>
+          <w:bCs w:val="1"/>
+          <w:rtl w:val="0"/>
+        </w:rPr>
+        <w:t xml:space="preserve">Fechar o loop do vídeo</w:t>
+      </w:r>
+      <w:r>
+        <w:rPr>
+          <w:rtl w:val="0"/>
+        </w:rPr>
+        <w:t xml:space="preserve"> se a pré-lead prometer.</w:t>
+      </w:r>
+    </w:p>
+    <w:p>
+      <w:pPr>
+        <w:numPr>
+          <w:ilvl w:val="0"/>
+          <w:numId w:val="15"/>
+        </w:numPr>
+        <w:ind w:left="720" w:hanging="360"/>
+      </w:pPr>
+      <w:r>
+        <w:rPr>
+          <w:b w:val="1"/>
+          <w:bCs w:val="1"/>
+          <w:rtl w:val="0"/>
+        </w:rPr>
+        <w:t xml:space="preserve">Frase de identidade do animal</w:t>
+      </w:r>
+      <w:r>
+        <w:rPr>
+          <w:rtl w:val="0"/>
+        </w:rPr>
+        <w:t xml:space="preserve"> na tese e no close ("o velho bode que ainda monta").</w:t>
+      </w:r>
+    </w:p>
+    <w:p>
+      <w:pPr>
+        <w:numPr>
+          <w:ilvl w:val="0"/>
+          <w:numId w:val="15"/>
+        </w:numPr>
+        <w:ind w:left="720" w:hanging="360"/>
+      </w:pPr>
+      <w:r>
+        <w:rPr>
+          <w:b w:val="1"/>
+          <w:bCs w:val="1"/>
+          <w:rtl w:val="0"/>
+        </w:rPr>
+        <w:t xml:space="preserve">"Não é bovino" reescrito:</w:t>
+      </w:r>
+      <w:r>
+        <w:rPr>
+          <w:rtl w:val="0"/>
+        </w:rPr>
+        <w:t xml:space="preserve"> "não é o colágeno de pote pra ruga, que o ácido destrói; é o composto do mel da colmeia e, com o bicarbonato, chega".</w:t>
+      </w:r>
+    </w:p>
+    <w:p>
+      <w:pPr>
+        <w:numPr>
+          <w:ilvl w:val="0"/>
+          <w:numId w:val="15"/>
+        </w:numPr>
+        <w:ind w:left="720" w:hanging="360"/>
+      </w:pPr>
+      <w:r>
+        <w:rPr>
+          <w:b w:val="1"/>
+          <w:bCs w:val="1"/>
+          <w:rtl w:val="0"/>
+        </w:rPr>
+        <w:t xml:space="preserve">Trilha segue o ponto lógico</w:t>
+      </w:r>
+      <w:r>
+        <w:rPr>
+          <w:rtl w:val="0"/>
+        </w:rPr>
+        <w:t xml:space="preserve"> (conspiração = tensão; benefício = sexy; ponte do bode = esperança).</w:t>
+      </w:r>
+    </w:p>
+    <w:p>
+      <w:pPr>
+        <w:numPr>
+          <w:ilvl w:val="0"/>
+          <w:numId w:val="15"/>
+        </w:numPr>
+        <w:ind w:left="720" w:hanging="360"/>
+      </w:pPr>
+      <w:r>
+        <w:rPr>
+          <w:b w:val="1"/>
+          <w:bCs w:val="1"/>
+          <w:rtl w:val="0"/>
+        </w:rPr>
+        <w:t xml:space="preserve">FAQ de 6 perguntas</w:t>
+      </w:r>
+      <w:r>
+        <w:rPr>
+          <w:rtl w:val="0"/>
+        </w:rPr>
+        <w:t xml:space="preserve"> com cidades do Texas, cômico, fechando com CTA.</w:t>
+      </w:r>
+    </w:p>
+    <w:p>
+      <w:pPr>
+        <w:numPr>
+          <w:ilvl w:val="0"/>
+          <w:numId w:val="15"/>
+        </w:numPr>
+        <w:ind w:left="720" w:hanging="360"/>
+      </w:pPr>
+      <w:r>
+        <w:rPr>
+          <w:b w:val="1"/>
+          <w:bCs w:val="1"/>
+          <w:rtl w:val="0"/>
+        </w:rPr>
+        <w:t xml:space="preserve">Confissões com conteúdo real:</w:t>
+      </w:r>
+      <w:r>
+        <w:rPr>
+          <w:rtl w:val="0"/>
+        </w:rPr>
+        <w:t xml:space="preserve"> Hyman (comida como remédio) e Gupta (2013, "brought to you by Pfizer"), com callback no "por isso nada funcionou".</w:t>
+      </w:r>
+    </w:p>
+    <w:p>
+      <w:pPr>
+        <w:numPr>
+          <w:ilvl w:val="0"/>
+          <w:numId w:val="15"/>
+        </w:numPr>
+        <w:ind w:left="720" w:hanging="360"/>
+      </w:pPr>
+      <w:r>
+        <w:rPr>
+          <w:b w:val="1"/>
+          <w:bCs w:val="1"/>
+          <w:rtl w:val="0"/>
+        </w:rPr>
+        <w:t xml:space="preserve">A sofisticação do bicarbonato dita uma vez com cerimônia</w:t>
+      </w:r>
+      <w:r>
+        <w:rPr>
+          <w:rtl w:val="0"/>
+        </w:rPr>
+        <w:t xml:space="preserve"> ("sozinha, 10% chega; com ele, 100%") no Dissolver, e repetida só na oferta e na desqualificação da prateleira.</w:t>
+      </w:r>
+    </w:p>
+    <w:p>
+      <w:pPr>
+        <w:spacing w:line="276" w:lineRule="auto"/>
+        <w:rPr>
+          <w:rFonts w:ascii="Lexend" w:cs="Lexend" w:eastAsia="Lexend" w:hAnsi="Lexend"/>
+        </w:rPr>
+      </w:pPr>
+      <w:r>
+        <w:rPr>
+          <w:rtl w:val="0"/>
+        </w:rPr>
+      </w:r>
+    </w:p>
+    <w:p>
+      <w:pPr>
+        <w:spacing w:line="276" w:lineRule="auto"/>
+        <w:rPr>
+          <w:rFonts w:ascii="Lexend" w:cs="Lexend" w:eastAsia="Lexend" w:hAnsi="Lexend"/>
+        </w:rPr>
+      </w:pPr>
+      <w:r>
+        <w:rPr>
+          <w:rtl w:val="0"/>
+        </w:rPr>
+      </w:r>
+    </w:p>
+    <w:p>
+      <w:pPr>
+        <w:spacing w:line="276" w:lineRule="auto"/>
+        <w:rPr>
+          <w:b w:val="1"/>
+          <w:bCs w:val="1"/>
+          <w:sz w:val="28"/>
+          <w:szCs w:val="28"/>
+        </w:rPr>
+      </w:pPr>
+      <w:r>
+        <w:rPr>
+          <w:b w:val="1"/>
+          <w:bCs w:val="1"/>
+          <w:sz w:val="28"/>
+          <w:szCs w:val="28"/>
+          <w:rtl w:val="0"/>
+        </w:rPr>
+        <w:t xml:space="preserve">REGRA DE ESTILO DA COPY:</w:t>
+      </w:r>
+    </w:p>
+    <w:p>
+      <w:pPr>
+        <w:spacing w:line="276" w:lineRule="auto"/>
+        <w:rPr>
+          <w:rFonts w:ascii="Lexend" w:cs="Lexend" w:eastAsia="Lexend" w:hAnsi="Lexend"/>
+        </w:rPr>
+      </w:pPr>
+      <w:r>
+        <w:rPr>
+          <w:rtl w:val="0"/>
+        </w:rPr>
       </w:r>
     </w:p>
     <w:p>
@@ -14043,14 +14185,30 @@
           <w:rFonts w:ascii="Lexend" w:cs="Lexend" w:eastAsia="Lexend" w:hAnsi="Lexend"/>
           <w:rtl w:val="0"/>
         </w:rPr>
-        <w:t xml:space="preserve">Voz:</w:t>
-      </w:r>
-      <w:r>
-        <w:rPr>
-          <w:rFonts w:ascii="Lexend" w:cs="Lexend" w:eastAsia="Lexend" w:hAnsi="Lexend"/>
-          <w:rtl w:val="0"/>
-        </w:rPr>
-        <w:t xml:space="preserve"> a da Soda Horse. Homem com homem. Palavra forte e concreta. Frases curtas quando dói.</w:t>
+        <w:t xml:space="preserve">Modelagem:</w:t>
+      </w:r>
+      <w:r>
+        <w:rPr>
+          <w:rFonts w:ascii="Lexend" w:cs="Lexend" w:eastAsia="Lexend" w:hAnsi="Lexend"/>
+          <w:rtl w:val="0"/>
+        </w:rPr>
+        <w:t xml:space="preserve"> cada bloco escrito em cima da estrutura invisível do bloco equivalente da </w:t>
+      </w:r>
+      <w:r>
+        <w:rPr>
+          <w:b w:val="1"/>
+          <w:bCs w:val="1"/>
+          <w:rFonts w:ascii="Lexend" w:cs="Lexend" w:eastAsia="Lexend" w:hAnsi="Lexend"/>
+          <w:rtl w:val="0"/>
+        </w:rPr>
+        <w:t xml:space="preserve">Soda Horse</w:t>
+      </w:r>
+      <w:r>
+        <w:rPr>
+          <w:rFonts w:ascii="Lexend" w:cs="Lexend" w:eastAsia="Lexend" w:hAnsi="Lexend"/>
+          <w:rtl w:val="0"/>
+        </w:rPr>
+        <w:t xml:space="preserve">, parágrafo a parágrafo, com as adaptações novas (bode, criador, frasco de $14, 1 vs 4 estômagos, memórias do Pacino) entrando no lugar do parágrafo de mesma função, nunca somadas por cima. Orçamento de tamanho: o do bloco-modelo (tese ~20 min).</w:t>
       </w:r>
     </w:p>
     <w:p>
@@ -14072,14 +14230,14 @@
           <w:rFonts w:ascii="Lexend" w:cs="Lexend" w:eastAsia="Lexend" w:hAnsi="Lexend"/>
           <w:rtl w:val="0"/>
         </w:rPr>
-        <w:t xml:space="preserve">Conteúdo do expert:</w:t>
-      </w:r>
-      <w:r>
-        <w:rPr>
-          <w:rFonts w:ascii="Lexend" w:cs="Lexend" w:eastAsia="Lexend" w:hAnsi="Lexend"/>
-          <w:rtl w:val="0"/>
-        </w:rPr>
-        <w:t xml:space="preserve"> sempre do Hyman (comida, Function Health); Gupta só com o que é dele (CNN, 2013, documentário). Nunca os fatos do Attia.</w:t>
+        <w:t xml:space="preserve">Voz:</w:t>
+      </w:r>
+      <w:r>
+        <w:rPr>
+          <w:rFonts w:ascii="Lexend" w:cs="Lexend" w:eastAsia="Lexend" w:hAnsi="Lexend"/>
+          <w:rtl w:val="0"/>
+        </w:rPr>
+        <w:t xml:space="preserve"> a da Soda Horse. Homem com homem. Palavra forte e concreta. Frases curtas quando dói.</w:t>
       </w:r>
     </w:p>
     <w:p>
@@ -14101,14 +14259,14 @@
           <w:rFonts w:ascii="Lexend" w:cs="Lexend" w:eastAsia="Lexend" w:hAnsi="Lexend"/>
           <w:rtl w:val="0"/>
         </w:rPr>
-        <w:t xml:space="preserve">Voz da tese (padrão Alpha Erec):</w:t>
-      </w:r>
-      <w:r>
-        <w:rPr>
-          <w:rFonts w:ascii="Lexend" w:cs="Lexend" w:eastAsia="Lexend" w:hAnsi="Lexend"/>
-          <w:rtl w:val="0"/>
-        </w:rPr>
-        <w:t xml:space="preserve"> cada fato traduzido para a memória dele (mole na mão dela, matinal que sumiu, o frasco que não fez nada); número e fonte na tela; nenhum parágrafo termina no fato, termina na lembrança dele.</w:t>
+        <w:t xml:space="preserve">Conteúdo do expert:</w:t>
+      </w:r>
+      <w:r>
+        <w:rPr>
+          <w:rFonts w:ascii="Lexend" w:cs="Lexend" w:eastAsia="Lexend" w:hAnsi="Lexend"/>
+          <w:rtl w:val="0"/>
+        </w:rPr>
+        <w:t xml:space="preserve"> sempre do Hyman (comida, Function Health); Gupta só com o que é dele (CNN, 2013, documentário). Nunca os fatos do Attia.</w:t>
       </w:r>
     </w:p>
     <w:p>
@@ -14130,14 +14288,14 @@
           <w:rFonts w:ascii="Lexend" w:cs="Lexend" w:eastAsia="Lexend" w:hAnsi="Lexend"/>
           <w:rtl w:val="0"/>
         </w:rPr>
-        <w:t xml:space="preserve">Sem pudor:</w:t>
-      </w:r>
-      <w:r>
-        <w:rPr>
-          <w:rFonts w:ascii="Lexend" w:cs="Lexend" w:eastAsia="Lexend" w:hAnsi="Lexend"/>
-          <w:rtl w:val="0"/>
-        </w:rPr>
-        <w:t xml:space="preserve"> "pau", "broxou", "mole feito macarrão cozido", "mijar a placa pra fora", "foder", "gozar". Termo técnico uma vez, depois a palavra dele.</w:t>
+        <w:t xml:space="preserve">Voz da tese (padrão Alpha Erec):</w:t>
+      </w:r>
+      <w:r>
+        <w:rPr>
+          <w:rFonts w:ascii="Lexend" w:cs="Lexend" w:eastAsia="Lexend" w:hAnsi="Lexend"/>
+          <w:rtl w:val="0"/>
+        </w:rPr>
+        <w:t xml:space="preserve"> cada fato traduzido para a memória dele (mole na mão dela, matinal que sumiu, o frasco que não fez nada); número e fonte na tela; nenhum parágrafo termina no fato, termina na lembrança dele.</w:t>
       </w:r>
     </w:p>
     <w:p>
@@ -14159,14 +14317,14 @@
           <w:rFonts w:ascii="Lexend" w:cs="Lexend" w:eastAsia="Lexend" w:hAnsi="Lexend"/>
           <w:rtl w:val="0"/>
         </w:rPr>
-        <w:t xml:space="preserve">Imagem do dano:</w:t>
-      </w:r>
-      <w:r>
-        <w:rPr>
-          <w:rFonts w:ascii="Lexend" w:cs="Lexend" w:eastAsia="Lexend" w:hAnsi="Lexend"/>
-          <w:rtl w:val="0"/>
-        </w:rPr>
-        <w:t xml:space="preserve"> cimento congelando tudo por dentro: fibras envolvidas por cimento cinza, esponja rosa virando bloco, vasos travando; nada rasga, tudo trava (estoque de tecido rasgado do Alpha Erec entra convertido para cimento).</w:t>
+        <w:t xml:space="preserve">Sem pudor:</w:t>
+      </w:r>
+      <w:r>
+        <w:rPr>
+          <w:rFonts w:ascii="Lexend" w:cs="Lexend" w:eastAsia="Lexend" w:hAnsi="Lexend"/>
+          <w:rtl w:val="0"/>
+        </w:rPr>
+        <w:t xml:space="preserve"> "pau", "broxou", "mole feito macarrão cozido", "mijar a placa pra fora", "foder", "gozar". Termo técnico uma vez, depois a palavra dele.</w:t>
       </w:r>
     </w:p>
     <w:p>
@@ -14188,14 +14346,14 @@
           <w:rFonts w:ascii="Lexend" w:cs="Lexend" w:eastAsia="Lexend" w:hAnsi="Lexend"/>
           <w:rtl w:val="0"/>
         </w:rPr>
-        <w:t xml:space="preserve">Nome do mecanismo:</w:t>
-      </w:r>
-      <w:r>
-        <w:rPr>
-          <w:rFonts w:ascii="Lexend" w:cs="Lexend" w:eastAsia="Lexend" w:hAnsi="Lexend"/>
-          <w:rtl w:val="0"/>
-        </w:rPr>
-        <w:t xml:space="preserve"> "placa tóxica / toxic plaque" e "cimento"; um veneno só na tese (glifosato), PFAS só na discovery (PL7-B).</w:t>
+        <w:t xml:space="preserve">Imagem do dano:</w:t>
+      </w:r>
+      <w:r>
+        <w:rPr>
+          <w:rFonts w:ascii="Lexend" w:cs="Lexend" w:eastAsia="Lexend" w:hAnsi="Lexend"/>
+          <w:rtl w:val="0"/>
+        </w:rPr>
+        <w:t xml:space="preserve"> cimento congelando tudo por dentro: fibras envolvidas por cimento cinza, esponja rosa virando bloco, vasos travando; nada rasga, tudo trava (estoque de tecido rasgado do Alpha Erec entra convertido para cimento).</w:t>
       </w:r>
     </w:p>
     <w:p>
@@ -14217,14 +14375,14 @@
           <w:rFonts w:ascii="Lexend" w:cs="Lexend" w:eastAsia="Lexend" w:hAnsi="Lexend"/>
           <w:rtl w:val="0"/>
         </w:rPr>
-        <w:t xml:space="preserve">Fio "Everything's bigger in Texas", só em dois lugares:</w:t>
-      </w:r>
-      <w:r>
-        <w:rPr>
-          <w:rFonts w:ascii="Lexend" w:cs="Lexend" w:eastAsia="Lexend" w:hAnsi="Lexend"/>
-          <w:rtl w:val="0"/>
-        </w:rPr>
-        <w:t xml:space="preserve"> discovery (mundo dos bodes: "não é sobre a picape, é sobre o bode") e MUS no Reconstruir.</w:t>
+        <w:t xml:space="preserve">Nome do mecanismo:</w:t>
+      </w:r>
+      <w:r>
+        <w:rPr>
+          <w:rFonts w:ascii="Lexend" w:cs="Lexend" w:eastAsia="Lexend" w:hAnsi="Lexend"/>
+          <w:rtl w:val="0"/>
+        </w:rPr>
+        <w:t xml:space="preserve"> "placa tóxica / toxic plaque" e "cimento"; um veneno só na tese (glifosato), PFAS só na discovery (PL7-B).</w:t>
       </w:r>
     </w:p>
     <w:p>
@@ -14246,6 +14404,35 @@
           <w:rFonts w:ascii="Lexend" w:cs="Lexend" w:eastAsia="Lexend" w:hAnsi="Lexend"/>
           <w:rtl w:val="0"/>
         </w:rPr>
+        <w:t xml:space="preserve">Fio "Everything's bigger in Texas", só em dois lugares:</w:t>
+      </w:r>
+      <w:r>
+        <w:rPr>
+          <w:rFonts w:ascii="Lexend" w:cs="Lexend" w:eastAsia="Lexend" w:hAnsi="Lexend"/>
+          <w:rtl w:val="0"/>
+        </w:rPr>
+        <w:t xml:space="preserve"> discovery (mundo dos bodes: "não é sobre a picape, é sobre o bode") e MUS no Reconstruir.</w:t>
+      </w:r>
+    </w:p>
+    <w:p>
+      <w:pPr>
+        <w:numPr>
+          <w:ilvl w:val="0"/>
+          <w:numId w:val="11"/>
+        </w:numPr>
+        <w:spacing w:after="240" w:line="276" w:lineRule="auto"/>
+        <w:ind w:left="720" w:hanging="360"/>
+        <w:rPr>
+          <w:rFonts w:ascii="Lexend" w:cs="Lexend" w:eastAsia="Lexend" w:hAnsi="Lexend"/>
+        </w:rPr>
+      </w:pPr>
+      <w:r>
+        <w:rPr>
+          <w:b w:val="1"/>
+          <w:bCs w:val="1"/>
+          <w:rFonts w:ascii="Lexend" w:cs="Lexend" w:eastAsia="Lexend" w:hAnsi="Lexend"/>
+          <w:rtl w:val="0"/>
+        </w:rPr>
         <w:t xml:space="preserve">Escrita:</w:t>
       </w:r>
       <w:r>
@@ -14328,7 +14515,7 @@
         <w:rPr>
           <w:rtl w:val="0"/>
         </w:rPr>
-        <w:t xml:space="preserve">Fabricante: teor de icariina (10/20/50/60/98%), forma de absorção, origem do veludo (regra de CWD), bicarbonato na goma. Define o número "60%" da tese.</w:t>
+        <w:t xml:space="preserve">Fabricante: teor de icariina (10/20/50/60/98%), forma de absorção, Tongkat padronizado, pinheiro (Pycnogenol ou genérico), bicarbonato e base de mel na goma. Define o número "60%" da tese.</w:t>
       </w:r>
     </w:p>
     <w:p>

--- a/05_Brief_de_Oferta_VSL2_v2_Goat_Honey_Trick.docx
+++ b/05_Brief_de_Oferta_VSL2_v2_Goat_Honey_Trick.docx
@@ -192,7 +192,7 @@
           <w:rFonts w:ascii="Lexend" w:cs="Lexend" w:eastAsia="Lexend" w:hAnsi="Lexend"/>
           <w:rtl w:val="0"/>
         </w:rPr>
-        <w:t xml:space="preserve">. Goma, 1 ao dia em jejum (+40% de absorção). Quatro compostos em sinergia, nos 4 verbos, na ordem da Soda Horse (fórmula fechada em 23/10): </w:t>
+        <w:t xml:space="preserve">. Goma, 1 ao dia em jejum (+40% de absorção). Quatro compostos em sinergia, nos 4 verbos (fórmula fechada em 23/10; o mel é o 2º ingrediente e o herói): </w:t>
       </w:r>
       <w:r>
         <w:rPr>
@@ -217,6 +217,22 @@
           <w:rFonts w:ascii="Lexend" w:cs="Lexend" w:eastAsia="Lexend" w:hAnsi="Lexend"/>
           <w:rtl w:val="0"/>
         </w:rPr>
+        <w:t xml:space="preserve">Reativar</w:t>
+      </w:r>
+      <w:r>
+        <w:rPr>
+          <w:rFonts w:ascii="Lexend" w:cs="Lexend" w:eastAsia="Lexend" w:hAnsi="Lexend"/>
+          <w:rtl w:val="0"/>
+        </w:rPr>
+        <w:t xml:space="preserve"> (o herói: mel padronizado em icariina a 60%, o único mel do mundo rico no composto, porque a colmeia fica dentro da cerca do curral), </w:t>
+      </w:r>
+      <w:r>
+        <w:rPr>
+          <w:b w:val="1"/>
+          <w:bCs w:val="1"/>
+          <w:rFonts w:ascii="Lexend" w:cs="Lexend" w:eastAsia="Lexend" w:hAnsi="Lexend"/>
+          <w:rtl w:val="0"/>
+        </w:rPr>
         <w:t xml:space="preserve">Reconstruir</w:t>
       </w:r>
       <w:r>
@@ -224,7 +240,7 @@
           <w:rFonts w:ascii="Lexend" w:cs="Lexend" w:eastAsia="Lexend" w:hAnsi="Lexend"/>
           <w:rtl w:val="0"/>
         </w:rPr>
-        <w:t xml:space="preserve"> (o herói: mel padronizado em icariina a 60%, o único mel do mundo rico no composto, porque a colmeia fica dentro da cerca do curral), </w:t>
+        <w:t xml:space="preserve"> (colágeno do núcleo do chifre do bode, que não para de crescer), </w:t>
       </w:r>
       <w:r>
         <w:rPr>
@@ -240,23 +256,7 @@
           <w:rFonts w:ascii="Lexend" w:cs="Lexend" w:eastAsia="Lexend" w:hAnsi="Lexend"/>
           <w:rtl w:val="0"/>
         </w:rPr>
-        <w:t xml:space="preserve"> (extrato de casca de pinheiro marítimo francês), </w:t>
-      </w:r>
-      <w:r>
-        <w:rPr>
-          <w:b w:val="1"/>
-          <w:bCs w:val="1"/>
-          <w:rFonts w:ascii="Lexend" w:cs="Lexend" w:eastAsia="Lexend" w:hAnsi="Lexend"/>
-          <w:rtl w:val="0"/>
-        </w:rPr>
-        <w:t xml:space="preserve">Reativar</w:t>
-      </w:r>
-      <w:r>
-        <w:rPr>
-          <w:rFonts w:ascii="Lexend" w:cs="Lexend" w:eastAsia="Lexend" w:hAnsi="Lexend"/>
-          <w:rtl w:val="0"/>
-        </w:rPr>
-        <w:t xml:space="preserve"> (Tongkat Ali padronizado). Fabricado em laboratório independente, sem dono farmacêutico. Protocolo de 6 meses. [VALIDADO] fórmula de 4 verbos (5/5) · [NOVO] herói fora da prateleira, universo do bode.</w:t>
+        <w:t xml:space="preserve"> (extrato de casca de pinheiro marítimo francês). Fabricado em laboratório independente, sem dono farmacêutico. Protocolo de 6 meses. [VALIDADO] fórmula de 4 verbos (5/5) · [NOVO] herói fora da prateleira, universo do bode.</w:t>
       </w:r>
     </w:p>
     <w:p>
@@ -1501,7 +1501,7 @@
           <w:rFonts w:ascii="Lexend" w:cs="Lexend" w:eastAsia="Lexend" w:hAnsi="Lexend"/>
           <w:rtl w:val="0"/>
         </w:rPr>
-        <w:t xml:space="preserve">Como o produto resolve (ordem do MUS: a da Soda Horse, Dissolver → Reconstruir → Proteger → Reativar; o pó abre o bloco, o mel é o herói no Reconstruir; fórmula fechada em 23/10/2026):</w:t>
+        <w:t xml:space="preserve">Como o produto resolve (ordem do MUS fechada em 23/10/2026: Dissolver → Reativar → Reconstruir → Proteger; o pó abre o bloco, o mel é o 2º ingrediente e o herói, no lugar do Tongkat da Soda Horse; o colágeno do chifre do bode entra no lugar do colágeno de Percheron):</w:t>
       </w:r>
       <w:r>
         <w:rPr>
@@ -1533,7 +1533,7 @@
           <w:rFonts w:ascii="Lexend" w:cs="Lexend" w:eastAsia="Lexend" w:hAnsi="Lexend"/>
           <w:rtl w:val="0"/>
         </w:rPr>
-        <w:t xml:space="preserve">Reconstruir (herói):</w:t>
+        <w:t xml:space="preserve">Reativar (herói, 2º):</w:t>
       </w:r>
       <w:r>
         <w:rPr>
@@ -1556,7 +1556,23 @@
           <w:rFonts w:ascii="Lexend" w:cs="Lexend" w:eastAsia="Lexend" w:hAnsi="Lexend"/>
           <w:rtl w:val="0"/>
         </w:rPr>
-        <w:t xml:space="preserve"> a colmeia fica dentro da cerca do curral, no pasto da erva que o bode come; a abelha não precisa sair da cerca; nessas 3 semanas de floração o mel é de uma erva só; o resto do ano, da mesma colmeia, não vale nada; o criador guarda o pote fechado até a monta. Estudos em rato mostram a icariina revertendo a fibrose cavernosa e refazendo o tecido elástico (liga o bode direto na esponja; entra no lugar do colágeno de Percheron da Soda Horse, com a régua e a ressonância). </w:t>
+        <w:t xml:space="preserve"> a colmeia fica dentro da cerca do curral, no pasto da erva que o bode come; a abelha não precisa sair da cerca; nessas 3 semanas de floração o mel é de uma erva só; o resto do ano, da mesma colmeia, não vale nada; o criador guarda o pote fechado até a monta. O que ele faz: acorda a esponja limpa; destrava os receptores que o cimento silenciou e religa o sinal e o sangue (em rato, a icariina reverte a fibrose cavernosa e sobe o óxido nítrico no tecido). Reason why de vir em segundo: "esponja limpa mas apagada não incha e não absorve matéria-prima; primeiro você acorda, depois reconstrói". Não é TRT, não pesa no fígado, não vira estrogênio. </w:t>
+      </w:r>
+      <w:r>
+        <w:rPr>
+          <w:b w:val="1"/>
+          <w:bCs w:val="1"/>
+          <w:rFonts w:ascii="Lexend" w:cs="Lexend" w:eastAsia="Lexend" w:hAnsi="Lexend"/>
+          <w:rtl w:val="0"/>
+        </w:rPr>
+        <w:t xml:space="preserve">Reconstruir:</w:t>
+      </w:r>
+      <w:r>
+        <w:rPr>
+          <w:rFonts w:ascii="Lexend" w:cs="Lexend" w:eastAsia="Lexend" w:hAnsi="Lexend"/>
+          <w:rtl w:val="0"/>
+        </w:rPr>
+        <w:t xml:space="preserve"> colágeno do núcleo do chifre do bode reprodutor; o chifre do bode cresce a vida inteira (o de 12 anos tem 12 anos de chifre); processado num único lugar no Hill Country; "não é couro de boi de pote pra ruga, que o ácido destrói; é o núcleo do chifre, e com o pó chega". Régua e ressonância aqui. </w:t>
       </w:r>
       <w:r>
         <w:rPr>
@@ -1581,30 +1597,14 @@
           <w:rFonts w:ascii="Lexend" w:cs="Lexend" w:eastAsia="Lexend" w:hAnsi="Lexend"/>
           <w:rtl w:val="0"/>
         </w:rPr>
-        <w:t xml:space="preserve">Reativar:</w:t>
-      </w:r>
-      <w:r>
-        <w:rPr>
-          <w:rFonts w:ascii="Lexend" w:cs="Lexend" w:eastAsia="Lexend" w:hAnsi="Lexend"/>
-          <w:rtl w:val="0"/>
-        </w:rPr>
-        <w:t xml:space="preserve"> Tongkat Ali destrava os receptores de testosterona que o cimento silenciou (+28 a 40% de testosterona livre em 7 dias [VERIFICAR]); não é TRT, não pesa no fígado, não vira estrogênio. </w:t>
-      </w:r>
-      <w:r>
-        <w:rPr>
-          <w:b w:val="1"/>
-          <w:bCs w:val="1"/>
-          <w:rFonts w:ascii="Lexend" w:cs="Lexend" w:eastAsia="Lexend" w:hAnsi="Lexend"/>
-          <w:rtl w:val="0"/>
-        </w:rPr>
-        <w:t xml:space="preserve">O bode come os 4 no cocho (decisão de 23/10):</w:t>
-      </w:r>
-      <w:r>
-        <w:rPr>
-          <w:rFonts w:ascii="Lexend" w:cs="Lexend" w:eastAsia="Lexend" w:hAnsi="Lexend"/>
-          <w:rtl w:val="0"/>
-        </w:rPr>
-        <w:t xml:space="preserve"> o criador põe 4 coisas no cocho na época da monta: o pó (bicarbonato), o mel da colmeia, uma casca e uma raiz; o laboratório identificou a casca e a raiz (pinheiro e Tongkat) e padronizou os 4 na proporção do cocho para um estômago humano. Nota de plausibilidade para a copy: casca e raiz entram sem nome na boca do criador ("uma casca e uma raiz que o meu pai já usava"); o nome só na boca do Hyman, no MUS.</w:t>
+        <w:t xml:space="preserve">O que o bode come (decisão de 23/10):</w:t>
+      </w:r>
+      <w:r>
+        <w:rPr>
+          <w:rFonts w:ascii="Lexend" w:cs="Lexend" w:eastAsia="Lexend" w:hAnsi="Lexend"/>
+          <w:rtl w:val="0"/>
+        </w:rPr>
+        <w:t xml:space="preserve"> 3 coisas no cocho na monta: o pó, o mel da colmeia e uma casca; a quarta, o colágeno, o corpo dele fabrica no próprio chifre. "O corpo dele faz as 4 sozinho; o seu não faz mais; a goma entrega as 4 na proporção do cocho." A casca entra sem nome na boca do criador; o nome (pinheiro) só na boca do Hyman, no MUS.</w:t>
       </w:r>
     </w:p>
     <w:p>
@@ -1633,7 +1633,7 @@
           <w:rFonts w:ascii="Lexend" w:cs="Lexend" w:eastAsia="Lexend" w:hAnsi="Lexend"/>
           <w:rtl w:val="0"/>
         </w:rPr>
-        <w:t xml:space="preserve"> o bode come o mesmo capim com Roundup e monta aos 12; o criador põe bicarbonato no cocho (prática documentada, tampão de rúmen) e, na época da monta, o mel da colmeia, uma casca e uma raiz; "o bode come o mel, não o talo". Viagra empurra sangue contra esponja que não absorve (balde na pedra). TRT é o sinal com o fio cortado. O frasco de $14 é talo seco que o ácido destrói. Prova visual: duas esponjas no vidro, uma absorve, a outra não (única demonstração de bancada das 3 base; herdar). RM 60% → 28% em 30 dias. Teste sem placebo: dois bodes irmãos, mesmo pasto, um com o cocho preparado e outro sem. Ereção matinal como diagnóstico. [VALIDADO] Soda Horse, Bull Soda Rise.</w:t>
+        <w:t xml:space="preserve"> o bode come o mesmo capim com Roundup e monta aos 12; o criador põe bicarbonato no cocho (prática documentada, tampão de rúmen) e, na época da monta, o mel da colmeia e uma casca; o colágeno ele faz no próprio chifre; "o bode come o mel, não o talo". Viagra empurra sangue contra esponja que não absorve (balde na pedra). TRT é o sinal com o fio cortado. O frasco de $14 é talo seco que o ácido destrói. Prova visual: duas esponjas no vidro, uma absorve, a outra não (única demonstração de bancada das 3 base; herdar). RM 60% → 28% em 30 dias. Teste sem placebo: dois bodes irmãos, mesmo pasto, um com o cocho preparado e outro sem. Ereção matinal como diagnóstico. [VALIDADO] Soda Horse, Bull Soda Rise.</w:t>
       </w:r>
     </w:p>
     <w:p>
@@ -6981,7 +6981,7 @@
         <w:rPr>
           <w:rtl w:val="0"/>
         </w:rPr>
-        <w:t xml:space="preserve"> Balde de bicarbonato ao lado do cocho (tampão de rúmen, prática documentada, qualquer um confere no Google). O que não está em rótulo nenhum é o que vai junto na época da monta: o mel da colmeia que fica dentro da cerca, mais uma casca e uma raiz. Quatro coisas no cocho.</w:t>
+        <w:t xml:space="preserve"> Balde de bicarbonato ao lado do cocho (tampão de rúmen, prática documentada, qualquer um confere no Google). O que não está em rótulo nenhum é o que vai junto na época da monta: o mel da colmeia que fica dentro da cerca, mais uma casca. Três coisas no cocho; a quarta o bode fabrica no chifre.</w:t>
       </w:r>
     </w:p>
     <w:p>
@@ -7021,13 +7021,13 @@
           <w:bCs w:val="1"/>
           <w:rtl w:val="0"/>
         </w:rPr>
-        <w:t xml:space="preserve">O mel da fazenda é o único mel do mundo rico em icariina, e é ele que reconstrói.</w:t>
-      </w:r>
-      <w:r>
-        <w:rPr>
-          <w:rtl w:val="0"/>
-        </w:rPr>
-        <w:t xml:space="preserve"> A colmeia fica dentro da cerca do curral, no pasto da erva que o bode come; a abelha não precisa sair da cerca; nas 3 semanas de floração o mel é de uma erva só; o resto do ano, da mesma colmeia, não vale nada. Padronizado a 60% (o frasco: 5 a 10%, de talo). Em rato, a icariina reverte a fibrose cavernosa e refaz o tecido elástico; em homem, "o mesmo composto: num funciona, no outro não". Não é o talo, é o mel. Entra com a régua e a ressonância (lugar do colágeno de Percheron).</w:t>
+        <w:t xml:space="preserve">O mel da fazenda é o único mel do mundo rico em icariina, e é ele que reativa (2º ingrediente, o herói).</w:t>
+      </w:r>
+      <w:r>
+        <w:rPr>
+          <w:rtl w:val="0"/>
+        </w:rPr>
+        <w:t xml:space="preserve"> A colmeia fica dentro da cerca do curral, no pasto da erva que o bode come; a abelha não precisa sair da cerca; nas 3 semanas de floração o mel é de uma erva só; o resto do ano, da mesma colmeia, não vale nada. Padronizado a 60% (o frasco: 5 a 10%, de talo). O que ele faz: acorda a esponja limpa; destrava os receptores que o cimento silenciou, religa o sinal e o sangue (em rato, reverte a fibrose cavernosa e sobe o óxido nítrico no tecido). "Esponja limpa mas apagada não incha e não absorve matéria-prima: primeiro acorda, depois reconstrói." Não é TRT, não pesa no fígado, não vira estrogênio. "TRT aperta o interruptor com o fio cortado; o mel emenda o fio." Não é o talo, é o mel.</w:t>
       </w:r>
     </w:p>
     <w:p>
@@ -7044,13 +7044,13 @@
           <w:bCs w:val="1"/>
           <w:rtl w:val="0"/>
         </w:rPr>
-        <w:t xml:space="preserve">Reativar: os receptores que o cimento silenciou.</w:t>
-      </w:r>
-      <w:r>
-        <w:rPr>
-          <w:rtl w:val="0"/>
-        </w:rPr>
-        <w:t xml:space="preserve"> Tongkat Ali destrava os receptores de testosterona que já existem dentro da esponja; não é TRT, não pesa no fígado, não vira estrogênio; +28 a 40% de testosterona livre em 7 dias [VERIFICAR]. "TRT aperta o interruptor com o fio cortado; a raiz emenda o fio." É a raiz que o criador põe no cocho.</w:t>
+        <w:t xml:space="preserve">Acordada, a esponja ainda está frouxa: reconstruir com o colágeno do chifre do bode.</w:t>
+      </w:r>
+      <w:r>
+        <w:rPr>
+          <w:rtl w:val="0"/>
+        </w:rPr>
+        <w:t xml:space="preserve"> O chifre do bode cresce a vida inteira; o bode de 12 tem 12 anos de chifre; o núcleo do chifre do reprodutor é o colágeno que entra no lugar do tendão de Percheron. "Não é couro de boi de pote pra ruga, que o ácido destrói; é o núcleo do chifre, e com o pó chega." Processado num único lugar no Hill Country. Régua e ressonância aqui (Voluntário 22: 5,63 → 8,46).</w:t>
       </w:r>
     </w:p>
     <w:p>
@@ -13396,14 +13396,14 @@
           <w:rFonts w:ascii="Lexend" w:cs="Lexend" w:eastAsia="Lexend" w:hAnsi="Lexend"/>
           <w:rtl w:val="0"/>
         </w:rPr>
-        <w:t xml:space="preserve">Reconstruir (o herói, com o Gupta na colmeia):</w:t>
-      </w:r>
-      <w:r>
-        <w:rPr>
-          <w:rFonts w:ascii="Lexend" w:cs="Lexend" w:eastAsia="Lexend" w:hAnsi="Lexend"/>
-          <w:rtl w:val="0"/>
-        </w:rPr>
-        <w:t xml:space="preserve"> "não é o talo seco do frasco; é o mel; e não é mel de supermercado: é o mel da colmeia que fica dentro da cerca, 3 semanas por ano, uma erva só; o único mel do mundo rico em icariina". Régua e ressonância aqui. "Não é o colágeno de pote pra ruga, que o ácido destrói; é o composto do mel e, com o bicarbonato, chega." Everything's bigger in Texas, só aqui e na discovery.</w:t>
+        <w:t xml:space="preserve">Reativar (2º, o herói, com o Gupta na colmeia):</w:t>
+      </w:r>
+      <w:r>
+        <w:rPr>
+          <w:rFonts w:ascii="Lexend" w:cs="Lexend" w:eastAsia="Lexend" w:hAnsi="Lexend"/>
+          <w:rtl w:val="0"/>
+        </w:rPr>
+        <w:t xml:space="preserve"> "não é o talo seco do frasco; é o mel; e não é mel de supermercado: é o mel da colmeia que fica dentro da cerca, 3 semanas por ano, uma erva só; o único mel do mundo rico em icariina". Reason why de vir antes de reconstruir: "esponja limpa mas apagada não incha e não absorve matéria-prima; primeiro acorda, depois reconstrói". A lâmpada do fio emendado; "não é TRT".</w:t>
       </w:r>
     </w:p>
     <w:p>
@@ -13425,14 +13425,14 @@
           <w:rFonts w:ascii="Lexend" w:cs="Lexend" w:eastAsia="Lexend" w:hAnsi="Lexend"/>
           <w:rtl w:val="0"/>
         </w:rPr>
-        <w:t xml:space="preserve">Proteger:</w:t>
-      </w:r>
-      <w:r>
-        <w:rPr>
-          <w:rFonts w:ascii="Lexend" w:cs="Lexend" w:eastAsia="Lexend" w:hAnsi="Lexend"/>
-          <w:rtl w:val="0"/>
-        </w:rPr>
-        <w:t xml:space="preserve"> a casca do cocho vira pinheiro marítimo na boca do Hyman; 92%; "você pensa e já está duro".</w:t>
+        <w:t xml:space="preserve">Reconstruir:</w:t>
+      </w:r>
+      <w:r>
+        <w:rPr>
+          <w:rFonts w:ascii="Lexend" w:cs="Lexend" w:eastAsia="Lexend" w:hAnsi="Lexend"/>
+          <w:rtl w:val="0"/>
+        </w:rPr>
+        <w:t xml:space="preserve"> "não é o colágeno de pote pra ruga, que o ácido destrói; é o núcleo do chifre do bode, que não para de crescer, e com o pó chega." Régua e ressonância. Everything's bigger in Texas, só aqui e na discovery.</w:t>
       </w:r>
     </w:p>
     <w:p>
@@ -13454,14 +13454,14 @@
           <w:rFonts w:ascii="Lexend" w:cs="Lexend" w:eastAsia="Lexend" w:hAnsi="Lexend"/>
           <w:rtl w:val="0"/>
         </w:rPr>
-        <w:t xml:space="preserve">Reativar:</w:t>
-      </w:r>
-      <w:r>
-        <w:rPr>
-          <w:rFonts w:ascii="Lexend" w:cs="Lexend" w:eastAsia="Lexend" w:hAnsi="Lexend"/>
-          <w:rtl w:val="0"/>
-        </w:rPr>
-        <w:t xml:space="preserve"> a raiz do cocho vira Tongkat Ali na boca do Hyman; a lâmpada do fio emendado; "não é TRT".</w:t>
+        <w:t xml:space="preserve">Proteger:</w:t>
+      </w:r>
+      <w:r>
+        <w:rPr>
+          <w:rFonts w:ascii="Lexend" w:cs="Lexend" w:eastAsia="Lexend" w:hAnsi="Lexend"/>
+          <w:rtl w:val="0"/>
+        </w:rPr>
+        <w:t xml:space="preserve"> a casca do cocho vira pinheiro marítimo na boca do Hyman; 92%; "você pensa e já está duro".</w:t>
       </w:r>
     </w:p>
     <w:p>
@@ -13578,7 +13578,7 @@
           <w:rFonts w:ascii="Lexend" w:cs="Lexend" w:eastAsia="Lexend" w:hAnsi="Lexend"/>
           <w:rtl w:val="0"/>
         </w:rPr>
-        <w:t xml:space="preserve">Frasco de prateleira com o bode no rótulo, riscado em vermelho, "WRONG SOURCE" (talo vs mel); talo seco no pires ao lado da colher de mel; a colmeia dentro da cerca, com bodes em volta; o calendário com as 3 semanas; pote de mel escuro no curral; balde SODA; os dois laudos (mel da fazenda: icariina X mg/kg; mel de supermercado: não detectado).</w:t>
+        <w:t xml:space="preserve">Frasco de prateleira com o bode no rótulo, riscado em vermelho, "WRONG SOURCE" (talo vs mel); talo seco no pires ao lado da colher de mel; a colmeia dentro da cerca, com bodes em volta; o calendário com as 3 semanas; pote de mel escuro no curral; balde SODA; os dois laudos (mel da fazenda: icariina X mg/kg; mel de supermercado: não detectado); o chifre do bode de 12 inteiro ao lado do pote de colágeno de farmácia, e o corte transversal com o núcleo à mostra.</w:t>
       </w:r>
     </w:p>
     <w:p>
@@ -14011,7 +14011,7 @@
         <w:rPr>
           <w:rtl w:val="0"/>
         </w:rPr>
-        <w:t xml:space="preserve"> "não é o colágeno de pote pra ruga, que o ácido destrói; é o composto do mel da colmeia e, com o bicarbonato, chega".</w:t>
+        <w:t xml:space="preserve"> "não é o couro de boi de pote pra ruga, que o ácido destrói; é o núcleo do chifre do bode, que não para de crescer, e, com o bicarbonato, chega".</w:t>
       </w:r>
     </w:p>
     <w:p>
@@ -14515,7 +14515,7 @@
         <w:rPr>
           <w:rtl w:val="0"/>
         </w:rPr>
-        <w:t xml:space="preserve">Fabricante: teor de icariina (10/20/50/60/98%), forma de absorção, Tongkat padronizado, pinheiro (Pycnogenol ou genérico), bicarbonato e base de mel na goma. Define o número "60%" da tese.</w:t>
+        <w:t xml:space="preserve">Fabricante: teor de icariina (10/20/50/60/98%), forma de absorção, colágeno de chifre de bode (fornecedor ou alternativa tipo III), pinheiro (Pycnogenol ou genérico), bicarbonato e base de mel na goma. Define o número "60%" da tese.</w:t>
       </w:r>
     </w:p>
     <w:p>
